--- a/Power BI/PowerBI - task1.docx
+++ b/Power BI/PowerBI - task1.docx
@@ -15,7 +15,7 @@
           <w:sz w:val="36"/>
           <w:szCs w:val="36"/>
         </w:rPr>
-        <w:t xml:space="preserve">3. </w:t>
+        <w:t>Introduction to Power BI</w:t>
       </w:r>
       <w:r>
         <w:rPr>
@@ -24,9 +24,6 @@
           <w:sz w:val="36"/>
           <w:szCs w:val="36"/>
         </w:rPr>
-        <w:t>Building a simple Power BI Report</w:t>
-      </w:r>
-      <w:r>
         <w:br/>
       </w:r>
       <w:r>
@@ -35,19 +32,53 @@
           <w:b/>
           <w:bCs/>
         </w:rPr>
-        <w:t xml:space="preserve">4.1. </w:t>
-      </w:r>
-      <w:r>
-        <w:rPr>
-          <w:rFonts w:ascii="Arial" w:hAnsi="Arial" w:cs="Arial"/>
-          <w:b/>
-          <w:bCs/>
-        </w:rPr>
-        <w:t>Load Data</w:t>
-      </w:r>
-      <w:r>
-        <w:rPr>
-          <w:rFonts w:ascii="Arial" w:hAnsi="Arial" w:cs="Arial"/>
+        <w:t>1</w:t>
+      </w:r>
+      <w:r>
+        <w:rPr>
+          <w:rFonts w:ascii="Arial" w:hAnsi="Arial" w:cs="Arial"/>
+          <w:b/>
+          <w:bCs/>
+        </w:rPr>
+        <w:t>-2</w:t>
+      </w:r>
+      <w:r>
+        <w:rPr>
+          <w:rFonts w:ascii="Arial" w:hAnsi="Arial" w:cs="Arial"/>
+          <w:b/>
+          <w:bCs/>
+        </w:rPr>
+        <w:t xml:space="preserve">. </w:t>
+      </w:r>
+      <w:r>
+        <w:rPr>
+          <w:rFonts w:ascii="Arial" w:hAnsi="Arial" w:cs="Arial"/>
+          <w:b/>
+          <w:bCs/>
+        </w:rPr>
+        <w:t>Installation OF NECESSARY TOOLS</w:t>
+      </w:r>
+      <w:r>
+        <w:rPr>
+          <w:rFonts w:ascii="Arial" w:hAnsi="Arial" w:cs="Arial"/>
+          <w:b/>
+          <w:bCs/>
+        </w:rPr>
+        <w:t xml:space="preserve"> and </w:t>
+      </w:r>
+      <w:r>
+        <w:rPr>
+          <w:rFonts w:ascii="Arial" w:hAnsi="Arial" w:cs="Arial"/>
+          <w:b/>
+          <w:bCs/>
+        </w:rPr>
+        <w:t>Adventure Works DWH</w:t>
+      </w:r>
+      <w:r>
+        <w:rPr>
+          <w:rFonts w:ascii="Arial" w:hAnsi="Arial" w:cs="Arial"/>
+          <w:b/>
+          <w:bCs/>
         </w:rPr>
         <w:br/>
       </w:r>
@@ -55,52 +86,191 @@
         <w:rPr>
           <w:rFonts w:ascii="Arial" w:hAnsi="Arial" w:cs="Arial"/>
         </w:rPr>
+        <w:t>Power BI Desktop was downloaded and installed without any issues. SQL Server Management Studio (SSMS) was also installed, and the AdventureWorksDW2017.bak database was restored using the ‘Restore Database’ option in SSMS by selecting the .</w:t>
+      </w:r>
+      <w:proofErr w:type="spellStart"/>
+      <w:r>
+        <w:rPr>
+          <w:rFonts w:ascii="Arial" w:hAnsi="Arial" w:cs="Arial"/>
+        </w:rPr>
+        <w:t>bak</w:t>
+      </w:r>
+      <w:proofErr w:type="spellEnd"/>
+      <w:r>
+        <w:rPr>
+          <w:rFonts w:ascii="Arial" w:hAnsi="Arial" w:cs="Arial"/>
+        </w:rPr>
+        <w:t xml:space="preserve"> file as a Device source. The restore completed successfully on the first attempt.</w:t>
+      </w:r>
+    </w:p>
+    <w:p>
+      <w:pPr>
+        <w:rPr>
+          <w:rFonts w:ascii="Arial" w:hAnsi="Arial" w:cs="Arial"/>
+          <w:b/>
+          <w:bCs/>
+        </w:rPr>
+      </w:pPr>
+      <w:r>
+        <w:rPr>
+          <w:rFonts w:ascii="Arial" w:hAnsi="Arial" w:cs="Arial"/>
+          <w:b/>
+          <w:bCs/>
+        </w:rPr>
+        <w:t xml:space="preserve">3. </w:t>
+      </w:r>
+      <w:r>
+        <w:rPr>
+          <w:rFonts w:ascii="Arial" w:hAnsi="Arial" w:cs="Arial"/>
+          <w:b/>
+          <w:bCs/>
+        </w:rPr>
+        <w:t>Building</w:t>
+      </w:r>
+      <w:r>
+        <w:rPr>
+          <w:rFonts w:ascii="Arial" w:hAnsi="Arial" w:cs="Arial"/>
+          <w:b/>
+          <w:bCs/>
+        </w:rPr>
+        <w:t xml:space="preserve"> </w:t>
+      </w:r>
+      <w:r>
+        <w:rPr>
+          <w:rFonts w:ascii="Arial" w:hAnsi="Arial" w:cs="Arial"/>
+          <w:b/>
+          <w:bCs/>
+        </w:rPr>
+        <w:t>a simple Power BI Report</w:t>
+      </w:r>
+    </w:p>
+    <w:p>
+      <w:pPr>
+        <w:rPr>
+          <w:rFonts w:ascii="Arial" w:hAnsi="Arial" w:cs="Arial"/>
+          <w:b/>
+          <w:bCs/>
+        </w:rPr>
+      </w:pPr>
+      <w:r>
+        <w:rPr>
+          <w:rFonts w:ascii="Arial" w:hAnsi="Arial" w:cs="Arial"/>
+          <w:b/>
+          <w:bCs/>
+        </w:rPr>
+        <w:t>3</w:t>
+      </w:r>
+      <w:r>
+        <w:rPr>
+          <w:rFonts w:ascii="Arial" w:hAnsi="Arial" w:cs="Arial"/>
+          <w:b/>
+          <w:bCs/>
+        </w:rPr>
+        <w:t>.1. Load Data</w:t>
+      </w:r>
+      <w:r>
+        <w:rPr>
+          <w:rFonts w:ascii="Arial" w:hAnsi="Arial" w:cs="Arial"/>
+        </w:rPr>
         <w:br/>
-        <w:t xml:space="preserve">Tables </w:t>
-      </w:r>
-      <w:proofErr w:type="spellStart"/>
-      <w:r>
-        <w:rPr>
-          <w:rFonts w:ascii="Arial" w:hAnsi="Arial" w:cs="Arial"/>
-          <w:b/>
-          <w:bCs/>
-        </w:rPr>
-        <w:t>AdventureWorks</w:t>
-      </w:r>
-      <w:proofErr w:type="spellEnd"/>
-      <w:r>
-        <w:rPr>
-          <w:rFonts w:ascii="Arial" w:hAnsi="Arial" w:cs="Arial"/>
-        </w:rPr>
-        <w:t xml:space="preserve"> database</w:t>
-      </w:r>
-      <w:r>
-        <w:rPr>
-          <w:rFonts w:ascii="Arial" w:hAnsi="Arial" w:cs="Arial"/>
-        </w:rPr>
-        <w:t xml:space="preserve"> were loaded and </w:t>
-      </w:r>
-      <w:r>
-        <w:rPr>
-          <w:rFonts w:ascii="Arial" w:hAnsi="Arial" w:cs="Arial"/>
-        </w:rPr>
-        <w:t>Power Query editor open</w:t>
-      </w:r>
-      <w:r>
-        <w:rPr>
-          <w:rFonts w:ascii="Arial" w:hAnsi="Arial" w:cs="Arial"/>
-        </w:rPr>
-        <w:t>ed with the tables that was chosen.</w:t>
-      </w:r>
-      <w:r>
-        <w:br/>
-      </w:r>
-      <w:r>
+        <w:t xml:space="preserve">To connect Power BI to the local SQL Server, the </w:t>
+      </w:r>
+      <w:proofErr w:type="gramStart"/>
+      <w:r>
+        <w:rPr>
+          <w:rFonts w:ascii="Arial" w:hAnsi="Arial" w:cs="Arial"/>
+        </w:rPr>
+        <w:t>server</w:t>
+      </w:r>
+      <w:proofErr w:type="gramEnd"/>
+      <w:r>
+        <w:rPr>
+          <w:rFonts w:ascii="Arial" w:hAnsi="Arial" w:cs="Arial"/>
+        </w:rPr>
+        <w:t xml:space="preserve"> name in the </w:t>
+      </w:r>
+      <w:proofErr w:type="gramStart"/>
+      <w:r>
+        <w:rPr>
+          <w:rFonts w:ascii="Arial" w:hAnsi="Arial" w:cs="Arial"/>
+        </w:rPr>
+        <w:t xml:space="preserve">format </w:t>
+      </w:r>
+      <w:r>
+        <w:rPr>
+          <w:rFonts w:ascii="Arial" w:hAnsi="Arial" w:cs="Arial"/>
+        </w:rPr>
+        <w:t>.</w:t>
+      </w:r>
+      <w:proofErr w:type="gramEnd"/>
+      <w:r>
+        <w:rPr>
+          <w:rFonts w:ascii="Arial" w:hAnsi="Arial" w:cs="Arial"/>
+        </w:rPr>
+        <w:t xml:space="preserve">\SQLEXPRESS </w:t>
+      </w:r>
+      <w:r>
+        <w:rPr>
+          <w:rFonts w:ascii="Arial" w:hAnsi="Arial" w:cs="Arial"/>
+        </w:rPr>
+        <w:t>(</w:t>
+      </w:r>
+      <w:r>
+        <w:rPr>
+          <w:rFonts w:ascii="Arial" w:hAnsi="Arial" w:cs="Arial"/>
+        </w:rPr>
+        <w:t>where the dot (.) is a shorthand for the local machine name, equivalent to localhost\</w:t>
+      </w:r>
+      <w:proofErr w:type="gramStart"/>
+      <w:r>
+        <w:rPr>
+          <w:rFonts w:ascii="Arial" w:hAnsi="Arial" w:cs="Arial"/>
+        </w:rPr>
+        <w:t>SQLEXPRESS</w:t>
+      </w:r>
+      <w:r>
+        <w:rPr>
+          <w:rFonts w:ascii="Arial" w:hAnsi="Arial" w:cs="Arial"/>
+        </w:rPr>
+        <w:t xml:space="preserve"> )</w:t>
+      </w:r>
+      <w:proofErr w:type="gramEnd"/>
+      <w:r>
+        <w:rPr>
+          <w:rFonts w:ascii="Arial" w:hAnsi="Arial" w:cs="Arial"/>
+        </w:rPr>
+        <w:t xml:space="preserve"> </w:t>
+      </w:r>
+      <w:r>
+        <w:rPr>
+          <w:rFonts w:ascii="Arial" w:hAnsi="Arial" w:cs="Arial"/>
+        </w:rPr>
+        <w:t xml:space="preserve">was entered in the SQL Server Database </w:t>
+      </w:r>
+      <w:r>
+        <w:rPr>
+          <w:rFonts w:ascii="Arial" w:hAnsi="Arial" w:cs="Arial"/>
+        </w:rPr>
+        <w:t>window and data Connection mode “Import” was chosen:</w:t>
+      </w:r>
+    </w:p>
+    <w:p>
+      <w:pPr>
+        <w:rPr>
+          <w:rFonts w:ascii="Arial" w:hAnsi="Arial" w:cs="Arial"/>
+        </w:rPr>
+      </w:pPr>
+      <w:r>
+        <w:rPr>
+          <w:rFonts w:ascii="Arial" w:hAnsi="Arial" w:cs="Arial"/>
+          <w:b/>
+          <w:bCs/>
+        </w:rPr>
         <w:drawing>
-          <wp:inline distT="0" distB="0" distL="0" distR="0" wp14:anchorId="64E8234D" wp14:editId="2819B2FF">
-            <wp:extent cx="5191387" cy="2919046"/>
-            <wp:effectExtent l="0" t="0" r="0" b="0"/>
-            <wp:docPr id="1159276412" name="Picture 1"/>
+          <wp:inline distT="0" distB="0" distL="0" distR="0" wp14:anchorId="49E17943" wp14:editId="5084A77E">
+            <wp:extent cx="5197929" cy="2922725"/>
+            <wp:effectExtent l="0" t="0" r="3175" b="0"/>
+            <wp:docPr id="1393298918" name="Picture 1"/>
             <wp:cNvGraphicFramePr>
               <a:graphicFrameLocks xmlns:a="http://schemas.openxmlformats.org/drawingml/2006/main" noChangeAspect="1"/>
             </wp:cNvGraphicFramePr>
@@ -108,11 +278,11 @@
               <a:graphicData uri="http://schemas.openxmlformats.org/drawingml/2006/picture">
                 <pic:pic xmlns:pic="http://schemas.openxmlformats.org/drawingml/2006/picture">
                   <pic:nvPicPr>
-                    <pic:cNvPr id="1159276412" name=""/>
+                    <pic:cNvPr id="1393298918" name=""/>
                     <pic:cNvPicPr/>
                   </pic:nvPicPr>
                   <pic:blipFill>
-                    <a:blip r:embed="rId4"/>
+                    <a:blip r:embed="rId5"/>
                     <a:stretch>
                       <a:fillRect/>
                     </a:stretch>
@@ -120,7 +290,7 @@
                   <pic:spPr>
                     <a:xfrm>
                       <a:off x="0" y="0"/>
-                      <a:ext cx="5195791" cy="2921522"/>
+                      <a:ext cx="5223521" cy="2937115"/>
                     </a:xfrm>
                     <a:prstGeom prst="rect">
                       <a:avLst/>
@@ -132,6 +302,79 @@
           </wp:inline>
         </w:drawing>
       </w:r>
+      <w:r>
+        <w:rPr>
+          <w:rFonts w:ascii="Arial" w:hAnsi="Arial" w:cs="Arial"/>
+          <w:b/>
+          <w:bCs/>
+        </w:rPr>
+        <w:br/>
+      </w:r>
+      <w:r>
+        <w:rPr>
+          <w:rFonts w:ascii="Arial" w:hAnsi="Arial" w:cs="Arial"/>
+        </w:rPr>
+        <w:t xml:space="preserve">In the Navigator, the </w:t>
+      </w:r>
+      <w:proofErr w:type="spellStart"/>
+      <w:r>
+        <w:rPr>
+          <w:rFonts w:ascii="Arial" w:hAnsi="Arial" w:cs="Arial"/>
+        </w:rPr>
+        <w:t>FactInternetSales</w:t>
+      </w:r>
+      <w:proofErr w:type="spellEnd"/>
+      <w:r>
+        <w:rPr>
+          <w:rFonts w:ascii="Arial" w:hAnsi="Arial" w:cs="Arial"/>
+        </w:rPr>
+        <w:t xml:space="preserve"> table was selected and the ‘Select Related Tables’ button was used to automatically include all related dimension tables.</w:t>
+      </w:r>
+      <w:r>
+        <w:rPr>
+          <w:rFonts w:ascii="Arial" w:hAnsi="Arial" w:cs="Arial"/>
+          <w:b/>
+          <w:bCs/>
+        </w:rPr>
+        <w:br/>
+      </w:r>
+      <w:r>
+        <w:drawing>
+          <wp:inline distT="0" distB="0" distL="0" distR="0" wp14:anchorId="2F893889" wp14:editId="7127E4E2">
+            <wp:extent cx="3859064" cy="3053443"/>
+            <wp:effectExtent l="0" t="0" r="8255" b="0"/>
+            <wp:docPr id="789928478" name="Picture 1"/>
+            <wp:cNvGraphicFramePr>
+              <a:graphicFrameLocks xmlns:a="http://schemas.openxmlformats.org/drawingml/2006/main" noChangeAspect="1"/>
+            </wp:cNvGraphicFramePr>
+            <a:graphic xmlns:a="http://schemas.openxmlformats.org/drawingml/2006/main">
+              <a:graphicData uri="http://schemas.openxmlformats.org/drawingml/2006/picture">
+                <pic:pic xmlns:pic="http://schemas.openxmlformats.org/drawingml/2006/picture">
+                  <pic:nvPicPr>
+                    <pic:cNvPr id="789928478" name=""/>
+                    <pic:cNvPicPr/>
+                  </pic:nvPicPr>
+                  <pic:blipFill>
+                    <a:blip r:embed="rId6"/>
+                    <a:stretch>
+                      <a:fillRect/>
+                    </a:stretch>
+                  </pic:blipFill>
+                  <pic:spPr>
+                    <a:xfrm>
+                      <a:off x="0" y="0"/>
+                      <a:ext cx="3913394" cy="3096431"/>
+                    </a:xfrm>
+                    <a:prstGeom prst="rect">
+                      <a:avLst/>
+                    </a:prstGeom>
+                  </pic:spPr>
+                </pic:pic>
+              </a:graphicData>
+            </a:graphic>
+          </wp:inline>
+        </w:drawing>
+      </w:r>
     </w:p>
     <w:p>
       <w:pPr>
@@ -144,23 +387,66 @@
       <w:r>
         <w:rPr>
           <w:rFonts w:ascii="Arial" w:hAnsi="Arial" w:cs="Arial"/>
-          <w:b/>
-          <w:bCs/>
-        </w:rPr>
-        <w:t xml:space="preserve">4.2 </w:t>
-      </w:r>
-      <w:r>
-        <w:rPr>
-          <w:rFonts w:ascii="Arial" w:hAnsi="Arial" w:cs="Arial"/>
-          <w:b/>
-          <w:bCs/>
-        </w:rPr>
-        <w:t>Basic Data Transformation</w:t>
+        </w:rPr>
+        <w:lastRenderedPageBreak/>
+        <w:t>The process ran smoothly and all required tables appeared in Power Query Editor</w:t>
+      </w:r>
+      <w:r>
+        <w:rPr>
+          <w:rFonts w:ascii="Arial" w:hAnsi="Arial" w:cs="Arial"/>
+        </w:rPr>
+        <w:t>:</w:t>
+      </w:r>
+      <w:r>
+        <w:rPr>
+          <w:rFonts w:ascii="Arial" w:hAnsi="Arial" w:cs="Arial"/>
+          <w:b/>
+          <w:bCs/>
+        </w:rPr>
+        <w:br/>
+      </w:r>
+      <w:r>
+        <w:drawing>
+          <wp:inline distT="0" distB="0" distL="0" distR="0" wp14:anchorId="01C57ED8" wp14:editId="08CE6EF5">
+            <wp:extent cx="5110843" cy="2873757"/>
+            <wp:effectExtent l="0" t="0" r="0" b="3175"/>
+            <wp:docPr id="1327673969" name="Picture 1"/>
+            <wp:cNvGraphicFramePr>
+              <a:graphicFrameLocks xmlns:a="http://schemas.openxmlformats.org/drawingml/2006/main" noChangeAspect="1"/>
+            </wp:cNvGraphicFramePr>
+            <a:graphic xmlns:a="http://schemas.openxmlformats.org/drawingml/2006/main">
+              <a:graphicData uri="http://schemas.openxmlformats.org/drawingml/2006/picture">
+                <pic:pic xmlns:pic="http://schemas.openxmlformats.org/drawingml/2006/picture">
+                  <pic:nvPicPr>
+                    <pic:cNvPr id="1327673969" name=""/>
+                    <pic:cNvPicPr/>
+                  </pic:nvPicPr>
+                  <pic:blipFill>
+                    <a:blip r:embed="rId7"/>
+                    <a:stretch>
+                      <a:fillRect/>
+                    </a:stretch>
+                  </pic:blipFill>
+                  <pic:spPr>
+                    <a:xfrm>
+                      <a:off x="0" y="0"/>
+                      <a:ext cx="5114571" cy="2875853"/>
+                    </a:xfrm>
+                    <a:prstGeom prst="rect">
+                      <a:avLst/>
+                    </a:prstGeom>
+                  </pic:spPr>
+                </pic:pic>
+              </a:graphicData>
+            </a:graphic>
+          </wp:inline>
+        </w:drawing>
       </w:r>
     </w:p>
     <w:p>
       <w:pPr>
         <w:rPr>
+          <w:rFonts w:ascii="Arial" w:hAnsi="Arial" w:cs="Arial"/>
           <w:b/>
           <w:bCs/>
         </w:rPr>
@@ -168,6 +454,22 @@
       <w:r>
         <w:rPr>
           <w:rFonts w:ascii="Arial" w:hAnsi="Arial" w:cs="Arial"/>
+          <w:b/>
+          <w:bCs/>
+        </w:rPr>
+        <w:t>4.2 Basic Data Transformation</w:t>
+      </w:r>
+    </w:p>
+    <w:p>
+      <w:pPr>
+        <w:rPr>
+          <w:b/>
+          <w:bCs/>
+        </w:rPr>
+      </w:pPr>
+      <w:r>
+        <w:rPr>
+          <w:rFonts w:ascii="Arial" w:hAnsi="Arial" w:cs="Arial"/>
         </w:rPr>
         <w:t>‘</w:t>
       </w:r>
@@ -205,6 +507,9 @@
         <w:br/>
       </w:r>
       <w:r>
+        <w:rPr>
+          <w:noProof/>
+        </w:rPr>
         <w:drawing>
           <wp:inline distT="0" distB="0" distL="0" distR="0" wp14:anchorId="3248364A" wp14:editId="5BD6C4DB">
             <wp:extent cx="5301343" cy="3276522"/>
@@ -221,7 +526,7 @@
                     <pic:cNvPicPr/>
                   </pic:nvPicPr>
                   <pic:blipFill>
-                    <a:blip r:embed="rId5"/>
+                    <a:blip r:embed="rId8"/>
                     <a:stretch>
                       <a:fillRect/>
                     </a:stretch>
@@ -244,26 +549,34 @@
       <w:r>
         <w:br/>
       </w:r>
-      <w:r>
+      <w:proofErr w:type="gramStart"/>
+      <w:r>
+        <w:t>Duplicated  columns</w:t>
+      </w:r>
+      <w:proofErr w:type="gramEnd"/>
+      <w:r>
+        <w:t xml:space="preserve"> were merged with </w:t>
+      </w:r>
+      <w:r>
+        <w:rPr>
+          <w:rFonts w:ascii="Arial" w:hAnsi="Arial" w:cs="Arial"/>
+        </w:rPr>
+        <w:t>s</w:t>
+      </w:r>
+      <w:r>
+        <w:rPr>
+          <w:rFonts w:ascii="Arial" w:hAnsi="Arial" w:cs="Arial"/>
+        </w:rPr>
+        <w:t>pace as a separator for the new ‘Full Name’ column</w:t>
+      </w:r>
+      <w:r>
+        <w:br/>
+      </w:r>
+      <w:r>
+        <w:rPr>
+          <w:noProof/>
+        </w:rPr>
         <w:lastRenderedPageBreak/>
-        <w:t xml:space="preserve">Duplicated  columns were merged with </w:t>
-      </w:r>
-      <w:r>
-        <w:rPr>
-          <w:rFonts w:ascii="Arial" w:hAnsi="Arial" w:cs="Arial"/>
-        </w:rPr>
-        <w:t>s</w:t>
-      </w:r>
-      <w:r>
-        <w:rPr>
-          <w:rFonts w:ascii="Arial" w:hAnsi="Arial" w:cs="Arial"/>
-        </w:rPr>
-        <w:t>pace as a separator for the new ‘Full Name’ column</w:t>
-      </w:r>
-      <w:r>
-        <w:br/>
-      </w:r>
-      <w:r>
         <w:drawing>
           <wp:inline distT="0" distB="0" distL="0" distR="0" wp14:anchorId="40EE172F" wp14:editId="4853E92B">
             <wp:extent cx="5442857" cy="3275020"/>
@@ -280,7 +593,7 @@
                     <pic:cNvPicPr/>
                   </pic:nvPicPr>
                   <pic:blipFill>
-                    <a:blip r:embed="rId6"/>
+                    <a:blip r:embed="rId9"/>
                     <a:stretch>
                       <a:fillRect/>
                     </a:stretch>
@@ -307,6 +620,9 @@
         <w:br/>
       </w:r>
       <w:r>
+        <w:rPr>
+          <w:noProof/>
+        </w:rPr>
         <w:drawing>
           <wp:inline distT="0" distB="0" distL="0" distR="0" wp14:anchorId="251FA18B" wp14:editId="611B441F">
             <wp:extent cx="5943600" cy="3635312"/>
@@ -323,7 +639,7 @@
                     <pic:cNvPicPr/>
                   </pic:nvPicPr>
                   <pic:blipFill>
-                    <a:blip r:embed="rId7"/>
+                    <a:blip r:embed="rId10"/>
                     <a:stretch>
                       <a:fillRect/>
                     </a:stretch>
@@ -349,6 +665,7 @@
         <w:rPr>
           <w:rFonts w:ascii="Arial" w:hAnsi="Arial" w:cs="Arial"/>
         </w:rPr>
+        <w:lastRenderedPageBreak/>
         <w:t>C</w:t>
       </w:r>
       <w:r>
@@ -431,7 +748,9 @@
         <w:br/>
       </w:r>
       <w:r>
-        <w:lastRenderedPageBreak/>
+        <w:rPr>
+          <w:noProof/>
+        </w:rPr>
         <w:drawing>
           <wp:inline distT="0" distB="0" distL="0" distR="0" wp14:anchorId="2891D311" wp14:editId="76F962EE">
             <wp:extent cx="5802086" cy="1929069"/>
@@ -448,7 +767,7 @@
                     <pic:cNvPicPr/>
                   </pic:nvPicPr>
                   <pic:blipFill>
-                    <a:blip r:embed="rId8"/>
+                    <a:blip r:embed="rId11"/>
                     <a:stretch>
                       <a:fillRect/>
                     </a:stretch>
@@ -472,6 +791,9 @@
         <w:br/>
       </w:r>
       <w:r>
+        <w:rPr>
+          <w:noProof/>
+        </w:rPr>
         <w:drawing>
           <wp:inline distT="0" distB="0" distL="0" distR="0" wp14:anchorId="02FAF514" wp14:editId="45064CAC">
             <wp:extent cx="5943600" cy="2014855"/>
@@ -488,7 +810,7 @@
                     <pic:cNvPicPr/>
                   </pic:nvPicPr>
                   <pic:blipFill>
-                    <a:blip r:embed="rId9"/>
+                    <a:blip r:embed="rId12"/>
                     <a:stretch>
                       <a:fillRect/>
                     </a:stretch>
@@ -532,19 +854,7 @@
         <w:rPr>
           <w:rFonts w:ascii="Arial" w:hAnsi="Arial" w:cs="Arial"/>
         </w:rPr>
-        <w:t xml:space="preserve">was calculated using </w:t>
-      </w:r>
-      <w:r>
-        <w:rPr>
-          <w:rFonts w:ascii="Arial" w:hAnsi="Arial" w:cs="Arial"/>
-        </w:rPr>
-        <w:t>option for Date Subtraction</w:t>
-      </w:r>
-      <w:r>
-        <w:rPr>
-          <w:rFonts w:ascii="Arial" w:hAnsi="Arial" w:cs="Arial"/>
-        </w:rPr>
-        <w:t>:</w:t>
+        <w:t>was calculated using option for Date Subtraction:</w:t>
       </w:r>
     </w:p>
     <w:p>
@@ -555,6 +865,7 @@
       </w:pPr>
       <w:r>
         <w:rPr>
+          <w:noProof/>
           <w:lang w:val="ru-RU"/>
         </w:rPr>
         <w:lastRenderedPageBreak/>
@@ -574,7 +885,7 @@
                     <pic:cNvPicPr/>
                   </pic:nvPicPr>
                   <pic:blipFill>
-                    <a:blip r:embed="rId10"/>
+                    <a:blip r:embed="rId13"/>
                     <a:stretch>
                       <a:fillRect/>
                     </a:stretch>
@@ -602,6 +913,7 @@
       </w:r>
       <w:r>
         <w:rPr>
+          <w:noProof/>
           <w:lang w:val="ru-RU"/>
         </w:rPr>
         <w:drawing>
@@ -620,7 +932,7 @@
                     <pic:cNvPicPr/>
                   </pic:nvPicPr>
                   <pic:blipFill>
-                    <a:blip r:embed="rId11"/>
+                    <a:blip r:embed="rId14"/>
                     <a:stretch>
                       <a:fillRect/>
                     </a:stretch>
@@ -787,8 +1099,19 @@
           <w:sz w:val="20"/>
           <w:szCs w:val="20"/>
         </w:rPr>
-        <w:t xml:space="preserve"> were load additionally :</w:t>
-      </w:r>
+        <w:t xml:space="preserve"> were load </w:t>
+      </w:r>
+      <w:proofErr w:type="gramStart"/>
+      <w:r>
+        <w:rPr>
+          <w:rStyle w:val="normaltextrun"/>
+          <w:rFonts w:ascii="Arial" w:hAnsi="Arial" w:cs="Arial"/>
+          <w:sz w:val="20"/>
+          <w:szCs w:val="20"/>
+        </w:rPr>
+        <w:t>additionally :</w:t>
+      </w:r>
+      <w:proofErr w:type="gramEnd"/>
     </w:p>
     <w:p>
       <w:pPr>
@@ -800,6 +1123,9 @@
         </w:rPr>
       </w:pPr>
       <w:r>
+        <w:rPr>
+          <w:noProof/>
+        </w:rPr>
         <w:lastRenderedPageBreak/>
         <w:drawing>
           <wp:inline distT="0" distB="0" distL="0" distR="0" wp14:anchorId="69E964F5" wp14:editId="39D2FEC5">
@@ -817,7 +1143,7 @@
                     <pic:cNvPicPr/>
                   </pic:nvPicPr>
                   <pic:blipFill>
-                    <a:blip r:embed="rId12"/>
+                    <a:blip r:embed="rId15"/>
                     <a:stretch>
                       <a:fillRect/>
                     </a:stretch>
@@ -838,6 +1164,9 @@
         </w:drawing>
       </w:r>
       <w:r>
+        <w:rPr>
+          <w:noProof/>
+        </w:rPr>
         <w:drawing>
           <wp:inline distT="0" distB="0" distL="0" distR="0" wp14:anchorId="55978899" wp14:editId="1E5045BA">
             <wp:extent cx="5056414" cy="2634629"/>
@@ -854,7 +1183,7 @@
                     <pic:cNvPicPr/>
                   </pic:nvPicPr>
                   <pic:blipFill>
-                    <a:blip r:embed="rId13"/>
+                    <a:blip r:embed="rId16"/>
                     <a:stretch>
                       <a:fillRect/>
                     </a:stretch>
@@ -879,6 +1208,9 @@
       <w:pPr>
         <w:rPr>
           <w:rStyle w:val="normaltextrun"/>
+          <w:rFonts w:ascii="Arial" w:hAnsi="Arial" w:cs="Arial"/>
+          <w:sz w:val="20"/>
+          <w:szCs w:val="20"/>
         </w:rPr>
       </w:pPr>
       <w:r>
@@ -919,16 +1251,7 @@
           <w:sz w:val="20"/>
           <w:szCs w:val="20"/>
         </w:rPr>
-        <w:t>O</w:t>
-      </w:r>
-      <w:r>
-        <w:rPr>
-          <w:rStyle w:val="normaltextrun"/>
-          <w:rFonts w:ascii="Arial" w:hAnsi="Arial" w:cs="Arial"/>
-          <w:sz w:val="20"/>
-          <w:szCs w:val="20"/>
-        </w:rPr>
-        <w:t>ptions </w:t>
+        <w:t>Options </w:t>
       </w:r>
       <w:r>
         <w:rPr>
@@ -959,57 +1282,32 @@
           <w:sz w:val="20"/>
           <w:szCs w:val="20"/>
         </w:rPr>
-        <w:t> Column profile</w:t>
-      </w:r>
-      <w:r>
-        <w:rPr>
-          <w:rStyle w:val="normaltextrun"/>
-          <w:rFonts w:ascii="Arial" w:hAnsi="Arial" w:cs="Arial"/>
-          <w:b/>
-          <w:bCs/>
-          <w:sz w:val="20"/>
-          <w:szCs w:val="20"/>
-        </w:rPr>
-        <w:t xml:space="preserve"> from </w:t>
-      </w:r>
-      <w:r>
-        <w:rPr>
-          <w:rStyle w:val="normaltextrun"/>
-          <w:rFonts w:ascii="Arial" w:hAnsi="Arial" w:cs="Arial"/>
-          <w:b/>
-          <w:bCs/>
-          <w:sz w:val="20"/>
-          <w:szCs w:val="20"/>
-        </w:rPr>
-        <w:t>View</w:t>
-      </w:r>
-      <w:r>
-        <w:rPr>
-          <w:rStyle w:val="normaltextrun"/>
-          <w:rFonts w:ascii="Arial" w:hAnsi="Arial" w:cs="Arial"/>
-          <w:sz w:val="20"/>
-          <w:szCs w:val="20"/>
-        </w:rPr>
-        <w:t> tab</w:t>
-      </w:r>
-      <w:r>
-        <w:rPr>
-          <w:rStyle w:val="normaltextrun"/>
-          <w:rFonts w:ascii="Arial" w:hAnsi="Arial" w:cs="Arial"/>
-          <w:sz w:val="20"/>
-          <w:szCs w:val="20"/>
-        </w:rPr>
-        <w:t xml:space="preserve"> was selected: </w:t>
+        <w:t> Column profile from View</w:t>
+      </w:r>
+      <w:r>
+        <w:rPr>
+          <w:rStyle w:val="normaltextrun"/>
+          <w:rFonts w:ascii="Arial" w:hAnsi="Arial" w:cs="Arial"/>
+          <w:sz w:val="20"/>
+          <w:szCs w:val="20"/>
+        </w:rPr>
+        <w:t xml:space="preserve"> tab was selected: </w:t>
       </w:r>
       <w:r>
         <w:br/>
       </w:r>
       <w:r>
+        <w:rPr>
+          <w:rStyle w:val="normaltextrun"/>
+          <w:rFonts w:ascii="Arial" w:hAnsi="Arial" w:cs="Arial"/>
+          <w:sz w:val="20"/>
+          <w:szCs w:val="20"/>
+        </w:rPr>
         <w:drawing>
-          <wp:inline distT="0" distB="0" distL="0" distR="0" wp14:anchorId="39053028" wp14:editId="308F5FE9">
-            <wp:extent cx="5943600" cy="3343910"/>
-            <wp:effectExtent l="0" t="0" r="0" b="8890"/>
-            <wp:docPr id="1128992949" name="Picture 1"/>
+          <wp:inline distT="0" distB="0" distL="0" distR="0" wp14:anchorId="013F752A" wp14:editId="6B55FA3A">
+            <wp:extent cx="6858000" cy="3855720"/>
+            <wp:effectExtent l="0" t="0" r="0" b="0"/>
+            <wp:docPr id="1681064948" name="Picture 1"/>
             <wp:cNvGraphicFramePr>
               <a:graphicFrameLocks xmlns:a="http://schemas.openxmlformats.org/drawingml/2006/main" noChangeAspect="1"/>
             </wp:cNvGraphicFramePr>
@@ -1017,11 +1315,11 @@
               <a:graphicData uri="http://schemas.openxmlformats.org/drawingml/2006/picture">
                 <pic:pic xmlns:pic="http://schemas.openxmlformats.org/drawingml/2006/picture">
                   <pic:nvPicPr>
-                    <pic:cNvPr id="1128992949" name=""/>
+                    <pic:cNvPr id="1681064948" name=""/>
                     <pic:cNvPicPr/>
                   </pic:nvPicPr>
                   <pic:blipFill>
-                    <a:blip r:embed="rId14"/>
+                    <a:blip r:embed="rId17"/>
                     <a:stretch>
                       <a:fillRect/>
                     </a:stretch>
@@ -1029,7 +1327,7 @@
                   <pic:spPr>
                     <a:xfrm>
                       <a:off x="0" y="0"/>
-                      <a:ext cx="5943600" cy="3343910"/>
+                      <a:ext cx="6858000" cy="3855720"/>
                     </a:xfrm>
                     <a:prstGeom prst="rect">
                       <a:avLst/>
@@ -1043,48 +1341,240 @@
       </w:r>
     </w:p>
     <w:p>
-      <w:pPr>
-        <w:rPr>
-          <w:rStyle w:val="normaltextrun"/>
-          <w:rFonts w:ascii="Arial" w:hAnsi="Arial" w:cs="Arial"/>
-          <w:b/>
-          <w:bCs/>
-          <w:sz w:val="20"/>
-          <w:szCs w:val="20"/>
-        </w:rPr>
-      </w:pPr>
-      <w:r>
-        <w:rPr>
-          <w:rStyle w:val="normaltextrun"/>
-          <w:rFonts w:ascii="Arial" w:hAnsi="Arial" w:cs="Arial"/>
-          <w:b/>
-          <w:bCs/>
-          <w:sz w:val="20"/>
-          <w:szCs w:val="20"/>
-        </w:rPr>
-        <w:t xml:space="preserve">4.5 </w:t>
-      </w:r>
-      <w:r>
-        <w:rPr>
-          <w:rStyle w:val="normaltextrun"/>
-          <w:rFonts w:ascii="Arial" w:hAnsi="Arial" w:cs="Arial"/>
-          <w:b/>
-          <w:bCs/>
-          <w:sz w:val="20"/>
-          <w:szCs w:val="20"/>
-        </w:rPr>
-        <w:t>Pivot Column</w:t>
+      <w:r>
+        <w:t xml:space="preserve">Data Profiling in Power BI is a set of tools that </w:t>
+      </w:r>
+      <w:proofErr w:type="gramStart"/>
+      <w:r>
+        <w:t>allows</w:t>
+      </w:r>
+      <w:proofErr w:type="gramEnd"/>
+      <w:r>
+        <w:t xml:space="preserve"> to </w:t>
+      </w:r>
+      <w:proofErr w:type="spellStart"/>
+      <w:r>
+        <w:t>analyse</w:t>
+      </w:r>
+      <w:proofErr w:type="spellEnd"/>
+      <w:r>
+        <w:t xml:space="preserve"> the quality and structure of data before loading it into the report model. It helps identify potential data quality issues early in the transformation process, so they can be resolved in Power Query rather than discovered later in </w:t>
+      </w:r>
+      <w:proofErr w:type="spellStart"/>
+      <w:r>
+        <w:t>visualisations</w:t>
+      </w:r>
+      <w:proofErr w:type="spellEnd"/>
+      <w:r>
+        <w:t>.</w:t>
+      </w:r>
+      <w:r>
+        <w:br/>
+        <w:t xml:space="preserve">The three options used serve different purposes. </w:t>
+      </w:r>
+      <w:r>
+        <w:br/>
+      </w:r>
+      <w:r>
+        <w:rPr>
+          <w:b/>
+          <w:bCs/>
+        </w:rPr>
+        <w:t>Column Quality</w:t>
+      </w:r>
+      <w:r>
+        <w:t xml:space="preserve"> shows the percentage of valid, error, and empty values for each column. </w:t>
+      </w:r>
+      <w:r>
+        <w:t>I</w:t>
+      </w:r>
+      <w:r>
+        <w:t xml:space="preserve">n the screenshot, </w:t>
+      </w:r>
+      <w:r>
+        <w:t xml:space="preserve">Column Quality shows that all visible columns in the </w:t>
+      </w:r>
+      <w:proofErr w:type="spellStart"/>
+      <w:r>
+        <w:t>FactInternetSales</w:t>
+      </w:r>
+      <w:proofErr w:type="spellEnd"/>
+      <w:r>
+        <w:t xml:space="preserve"> table have 100% valid, 0% error, and 0% empty values, meaning the fact table contains no missing or corrupted data.</w:t>
+      </w:r>
+      <w:r>
+        <w:br/>
+      </w:r>
+      <w:r>
+        <w:rPr>
+          <w:b/>
+          <w:bCs/>
+        </w:rPr>
+        <w:t>Column Distribution</w:t>
+      </w:r>
+      <w:r>
+        <w:t xml:space="preserve"> displays a histogram of value frequencies, showing the count of distinct and unique values.</w:t>
+      </w:r>
+      <w:r>
+        <w:t xml:space="preserve"> </w:t>
+      </w:r>
+      <w:r>
+        <w:t xml:space="preserve">For example, </w:t>
+      </w:r>
+      <w:proofErr w:type="spellStart"/>
+      <w:r>
+        <w:t>CustomerKey</w:t>
+      </w:r>
+      <w:proofErr w:type="spellEnd"/>
+      <w:r>
+        <w:t xml:space="preserve"> has 1000 distinct, 1000 unique values in the sampled rows, meaning every customer appears only once in the preview — no duplicates. </w:t>
+      </w:r>
+      <w:proofErr w:type="spellStart"/>
+      <w:r>
+        <w:t>PromotionKey</w:t>
+      </w:r>
+      <w:proofErr w:type="spellEnd"/>
+      <w:r>
+        <w:t xml:space="preserve"> shows 1 distinct, 0 unique, which means all 1000 sampled rows share the same promotion value, suggesting most sales used the same promotion.</w:t>
+      </w:r>
+      <w:r>
+        <w:t xml:space="preserve"> </w:t>
+      </w:r>
+    </w:p>
+    <w:p>
+      <w:r>
+        <w:rPr>
+          <w:b/>
+          <w:bCs/>
+        </w:rPr>
+        <w:t>Column Profile</w:t>
+      </w:r>
+      <w:r>
+        <w:t xml:space="preserve"> provides detailed statistics for the selected column, including min, max, average, count, and a value distribution chart — useful for numeric columns to detect outliers or unexpected ranges.</w:t>
+      </w:r>
+      <w:r>
+        <w:t xml:space="preserve"> </w:t>
+      </w:r>
+      <w:r>
+        <w:t xml:space="preserve">Column Profile is applied to the </w:t>
+      </w:r>
+      <w:proofErr w:type="spellStart"/>
+      <w:r>
+        <w:t>ProductKey</w:t>
+      </w:r>
+      <w:proofErr w:type="spellEnd"/>
+      <w:r>
+        <w:t xml:space="preserve"> column. The Column Statistics panel shows:</w:t>
       </w:r>
     </w:p>
     <w:p>
       <w:pPr>
-        <w:rPr>
-          <w:rFonts w:ascii="Arial" w:hAnsi="Arial" w:cs="Arial"/>
-          <w:sz w:val="20"/>
-          <w:szCs w:val="20"/>
-        </w:rPr>
+        <w:numPr>
+          <w:ilvl w:val="0"/>
+          <w:numId w:val="1"/>
+        </w:numPr>
       </w:pPr>
       <w:r>
+        <w:t xml:space="preserve">Count: 1000 rows </w:t>
+      </w:r>
+      <w:proofErr w:type="spellStart"/>
+      <w:r>
+        <w:t>analysed</w:t>
+      </w:r>
+      <w:proofErr w:type="spellEnd"/>
+    </w:p>
+    <w:p>
+      <w:pPr>
+        <w:numPr>
+          <w:ilvl w:val="0"/>
+          <w:numId w:val="1"/>
+        </w:numPr>
+      </w:pPr>
+      <w:r>
+        <w:t>Distinct: 25 — only 25 different products appear in the sample</w:t>
+      </w:r>
+    </w:p>
+    <w:p>
+      <w:pPr>
+        <w:numPr>
+          <w:ilvl w:val="0"/>
+          <w:numId w:val="1"/>
+        </w:numPr>
+      </w:pPr>
+      <w:r>
+        <w:t xml:space="preserve">Unique: 0 — none of them appears exactly once, meaning every product repeats across multiple sales rows, which is expected </w:t>
+      </w:r>
+      <w:proofErr w:type="spellStart"/>
+      <w:r>
+        <w:t>behaviour</w:t>
+      </w:r>
+      <w:proofErr w:type="spellEnd"/>
+      <w:r>
+        <w:t xml:space="preserve"> for a fact table</w:t>
+      </w:r>
+    </w:p>
+    <w:p>
+      <w:pPr>
+        <w:numPr>
+          <w:ilvl w:val="0"/>
+          <w:numId w:val="1"/>
+        </w:numPr>
+      </w:pPr>
+      <w:r>
+        <w:t>Min: 310, Max: 351, Average: 320.242 — the product keys are clustered in a narrow numeric range</w:t>
+      </w:r>
+    </w:p>
+    <w:p/>
+    <w:p>
+      <w:pPr>
+        <w:rPr>
+          <w:rStyle w:val="normaltextrun"/>
+        </w:rPr>
+      </w:pPr>
+    </w:p>
+    <w:p>
+      <w:pPr>
+        <w:rPr>
+          <w:rStyle w:val="normaltextrun"/>
+          <w:rFonts w:ascii="Arial" w:hAnsi="Arial" w:cs="Arial"/>
+          <w:b/>
+          <w:bCs/>
+          <w:sz w:val="20"/>
+          <w:szCs w:val="20"/>
+        </w:rPr>
+      </w:pPr>
+      <w:r>
+        <w:rPr>
+          <w:rStyle w:val="normaltextrun"/>
+          <w:rFonts w:ascii="Arial" w:hAnsi="Arial" w:cs="Arial"/>
+          <w:b/>
+          <w:bCs/>
+          <w:sz w:val="20"/>
+          <w:szCs w:val="20"/>
+        </w:rPr>
+        <w:t xml:space="preserve">4.5 </w:t>
+      </w:r>
+      <w:r>
+        <w:rPr>
+          <w:rStyle w:val="normaltextrun"/>
+          <w:rFonts w:ascii="Arial" w:hAnsi="Arial" w:cs="Arial"/>
+          <w:b/>
+          <w:bCs/>
+          <w:sz w:val="20"/>
+          <w:szCs w:val="20"/>
+        </w:rPr>
+        <w:t>Pivot Column</w:t>
+      </w:r>
+    </w:p>
+    <w:p>
+      <w:pPr>
+        <w:rPr>
+          <w:rFonts w:ascii="Arial" w:hAnsi="Arial" w:cs="Arial"/>
+          <w:sz w:val="20"/>
+          <w:szCs w:val="20"/>
+        </w:rPr>
+      </w:pPr>
+      <w:r>
         <w:rPr>
           <w:rFonts w:ascii="Arial" w:hAnsi="Arial" w:cs="Arial"/>
           <w:sz w:val="20"/>
@@ -1166,17 +1656,12 @@
           <w:sz w:val="20"/>
           <w:szCs w:val="20"/>
         </w:rPr>
-        <w:t xml:space="preserve"> feature and the following M language formula:</w:t>
-      </w:r>
-      <w:r>
-        <w:rPr>
-          <w:rFonts w:ascii="Arial" w:hAnsi="Arial" w:cs="Arial"/>
-          <w:sz w:val="20"/>
-          <w:szCs w:val="20"/>
-        </w:rPr>
-        <w:t xml:space="preserve"> </w:t>
-      </w:r>
-      <w:r>
+        <w:t xml:space="preserve"> feature and the following M language formula: </w:t>
+      </w:r>
+      <w:r>
+        <w:rPr>
+          <w:noProof/>
+        </w:rPr>
         <w:drawing>
           <wp:inline distT="0" distB="0" distL="0" distR="0" wp14:anchorId="15AF83FB" wp14:editId="55FDB1AE">
             <wp:extent cx="5943600" cy="3040380"/>
@@ -1193,7 +1678,7 @@
                     <pic:cNvPicPr/>
                   </pic:nvPicPr>
                   <pic:blipFill>
-                    <a:blip r:embed="rId15"/>
+                    <a:blip r:embed="rId18"/>
                     <a:stretch>
                       <a:fillRect/>
                     </a:stretch>
@@ -1223,7 +1708,9 @@
         <w:br/>
       </w:r>
       <w:r>
-        <w:lastRenderedPageBreak/>
+        <w:rPr>
+          <w:noProof/>
+        </w:rPr>
         <w:drawing>
           <wp:inline distT="0" distB="0" distL="0" distR="0" wp14:anchorId="2D8E5760" wp14:editId="246ACC1C">
             <wp:extent cx="5943600" cy="3123565"/>
@@ -1240,7 +1727,7 @@
                     <pic:cNvPicPr/>
                   </pic:nvPicPr>
                   <pic:blipFill>
-                    <a:blip r:embed="rId16"/>
+                    <a:blip r:embed="rId19"/>
                     <a:stretch>
                       <a:fillRect/>
                     </a:stretch>
@@ -1350,6 +1837,7 @@
           <w:sz w:val="20"/>
           <w:szCs w:val="20"/>
         </w:rPr>
+        <w:lastRenderedPageBreak/>
         <w:t>'</w:t>
       </w:r>
       <w:proofErr w:type="spellStart"/>
@@ -1393,6 +1881,7 @@
       <w:r>
         <w:rPr>
           <w:rFonts w:ascii="Arial" w:hAnsi="Arial" w:cs="Arial"/>
+          <w:noProof/>
           <w:sz w:val="20"/>
           <w:szCs w:val="20"/>
           <w:lang w:val="ru-RU"/>
@@ -1413,7 +1902,7 @@
                     <pic:cNvPicPr/>
                   </pic:nvPicPr>
                   <pic:blipFill>
-                    <a:blip r:embed="rId17"/>
+                    <a:blip r:embed="rId20"/>
                     <a:stretch>
                       <a:fillRect/>
                     </a:stretch>
@@ -1482,16 +1971,15 @@
         <w:t>'</w:t>
       </w:r>
       <w:r>
-        <w:t xml:space="preserve"> as the values. This effectively converted yearly rows into individual </w:t>
-      </w:r>
-      <w:r>
-        <w:lastRenderedPageBreak/>
-        <w:t>columns, aggregating the total sales figures for year-over-year analysis.</w:t>
+        <w:t xml:space="preserve"> as the values. This effectively converted yearly rows into individual columns, aggregating the total sales figures for year-over-year analysis.</w:t>
       </w:r>
       <w:r>
         <w:br/>
       </w:r>
       <w:r>
+        <w:rPr>
+          <w:noProof/>
+        </w:rPr>
         <w:drawing>
           <wp:inline distT="0" distB="0" distL="0" distR="0" wp14:anchorId="47A689C7" wp14:editId="56F1F11E">
             <wp:extent cx="5943600" cy="3348990"/>
@@ -1508,7 +1996,7 @@
                     <pic:cNvPicPr/>
                   </pic:nvPicPr>
                   <pic:blipFill>
-                    <a:blip r:embed="rId18"/>
+                    <a:blip r:embed="rId21"/>
                     <a:stretch>
                       <a:fillRect/>
                     </a:stretch>
@@ -1653,6 +2141,10 @@
         <w:br/>
       </w:r>
       <w:r>
+        <w:rPr>
+          <w:noProof/>
+        </w:rPr>
+        <w:lastRenderedPageBreak/>
         <w:drawing>
           <wp:inline distT="0" distB="0" distL="0" distR="0" wp14:anchorId="5C7193A7" wp14:editId="67A01C29">
             <wp:extent cx="5943600" cy="3342005"/>
@@ -1669,7 +2161,7 @@
                     <pic:cNvPicPr/>
                   </pic:nvPicPr>
                   <pic:blipFill>
-                    <a:blip r:embed="rId19"/>
+                    <a:blip r:embed="rId22"/>
                     <a:stretch>
                       <a:fillRect/>
                     </a:stretch>
@@ -1752,16 +2244,7 @@
           <w:sz w:val="20"/>
           <w:szCs w:val="20"/>
         </w:rPr>
-        <w:t>’</w:t>
-      </w:r>
-      <w:r>
-        <w:rPr>
-          <w:rStyle w:val="normaltextrun"/>
-          <w:rFonts w:ascii="Arial" w:hAnsi="Arial" w:cs="Arial"/>
-          <w:sz w:val="20"/>
-          <w:szCs w:val="20"/>
-        </w:rPr>
-        <w:t xml:space="preserve"> were joined </w:t>
+        <w:t xml:space="preserve">’ were joined </w:t>
       </w:r>
       <w:r>
         <w:rPr>
@@ -1801,7 +2284,9 @@
         <w:br/>
       </w:r>
       <w:r>
-        <w:lastRenderedPageBreak/>
+        <w:rPr>
+          <w:noProof/>
+        </w:rPr>
         <w:drawing>
           <wp:inline distT="0" distB="0" distL="0" distR="0" wp14:anchorId="53DC72A9" wp14:editId="2C6A6E9D">
             <wp:extent cx="5943600" cy="3164840"/>
@@ -1818,7 +2303,7 @@
                     <pic:cNvPicPr/>
                   </pic:nvPicPr>
                   <pic:blipFill>
-                    <a:blip r:embed="rId20"/>
+                    <a:blip r:embed="rId23"/>
                     <a:stretch>
                       <a:fillRect/>
                     </a:stretch>
@@ -1847,6 +2332,10 @@
         <w:br/>
       </w:r>
       <w:r>
+        <w:rPr>
+          <w:noProof/>
+        </w:rPr>
+        <w:lastRenderedPageBreak/>
         <w:drawing>
           <wp:inline distT="0" distB="0" distL="0" distR="0" wp14:anchorId="40D308F5" wp14:editId="1153597B">
             <wp:extent cx="5943600" cy="3202940"/>
@@ -1863,7 +2352,7 @@
                     <pic:cNvPicPr/>
                   </pic:nvPicPr>
                   <pic:blipFill>
-                    <a:blip r:embed="rId21"/>
+                    <a:blip r:embed="rId24"/>
                     <a:stretch>
                       <a:fillRect/>
                     </a:stretch>
@@ -1908,18 +2397,10 @@
           <w:sz w:val="20"/>
           <w:szCs w:val="20"/>
         </w:rPr>
-        <w:t>To j</w:t>
-      </w:r>
-      <w:r>
-        <w:rPr>
-          <w:rStyle w:val="normaltextrun"/>
-          <w:rFonts w:ascii="Arial" w:hAnsi="Arial" w:cs="Arial"/>
-          <w:sz w:val="20"/>
-          <w:szCs w:val="20"/>
-        </w:rPr>
-        <w:t>oin </w:t>
+        <w:t>To join </w:t>
       </w:r>
       <w:proofErr w:type="spellStart"/>
+      <w:proofErr w:type="gramStart"/>
       <w:r>
         <w:rPr>
           <w:rStyle w:val="normaltextrun"/>
@@ -1940,6 +2421,7 @@
         <w:t>[</w:t>
       </w:r>
       <w:proofErr w:type="spellStart"/>
+      <w:proofErr w:type="gramEnd"/>
       <w:r>
         <w:rPr>
           <w:rStyle w:val="normaltextrun"/>
@@ -1957,16 +2439,7 @@
           <w:sz w:val="20"/>
           <w:szCs w:val="20"/>
         </w:rPr>
-        <w:t>] column</w:t>
-      </w:r>
-      <w:r>
-        <w:rPr>
-          <w:rStyle w:val="normaltextrun"/>
-          <w:rFonts w:ascii="Arial" w:hAnsi="Arial" w:cs="Arial"/>
-          <w:sz w:val="20"/>
-          <w:szCs w:val="20"/>
-        </w:rPr>
-        <w:t xml:space="preserve">s, firstly tables </w:t>
+        <w:t xml:space="preserve">] columns, firstly tables </w:t>
       </w:r>
       <w:proofErr w:type="spellStart"/>
       <w:r>
@@ -2108,10 +2581,10 @@
         <w:rPr>
           <w:rStyle w:val="normaltextrun"/>
           <w:rFonts w:ascii="Arial" w:hAnsi="Arial" w:cs="Arial"/>
-          <w:sz w:val="20"/>
-          <w:szCs w:val="20"/>
-        </w:rPr>
-        <w:lastRenderedPageBreak/>
+          <w:noProof/>
+          <w:sz w:val="20"/>
+          <w:szCs w:val="20"/>
+        </w:rPr>
         <w:drawing>
           <wp:inline distT="0" distB="0" distL="0" distR="0" wp14:anchorId="26619F8B" wp14:editId="45719C88">
             <wp:extent cx="4147457" cy="3743789"/>
@@ -2128,7 +2601,7 @@
                     <pic:cNvPicPr/>
                   </pic:nvPicPr>
                   <pic:blipFill>
-                    <a:blip r:embed="rId22"/>
+                    <a:blip r:embed="rId25"/>
                     <a:stretch>
                       <a:fillRect/>
                     </a:stretch>
@@ -2195,16 +2668,7 @@
           <w:sz w:val="20"/>
           <w:szCs w:val="20"/>
         </w:rPr>
-        <w:t>DimProduct</w:t>
-      </w:r>
-      <w:r>
-        <w:rPr>
-          <w:rStyle w:val="normaltextrun"/>
-          <w:rFonts w:ascii="Arial" w:hAnsi="Arial" w:cs="Arial"/>
-          <w:sz w:val="20"/>
-          <w:szCs w:val="20"/>
-        </w:rPr>
-        <w:t>Category</w:t>
+        <w:t>DimProductCategory</w:t>
       </w:r>
       <w:proofErr w:type="spellEnd"/>
       <w:r>
@@ -2214,7 +2678,27 @@
           <w:sz w:val="20"/>
           <w:szCs w:val="20"/>
         </w:rPr>
-        <w:t xml:space="preserve"> was joined on </w:t>
+        <w:t xml:space="preserve"> </w:t>
+      </w:r>
+      <w:proofErr w:type="gramStart"/>
+      <w:r>
+        <w:rPr>
+          <w:rStyle w:val="normaltextrun"/>
+          <w:rFonts w:ascii="Arial" w:hAnsi="Arial" w:cs="Arial"/>
+          <w:sz w:val="20"/>
+          <w:szCs w:val="20"/>
+        </w:rPr>
+        <w:t>was</w:t>
+      </w:r>
+      <w:proofErr w:type="gramEnd"/>
+      <w:r>
+        <w:rPr>
+          <w:rStyle w:val="normaltextrun"/>
+          <w:rFonts w:ascii="Arial" w:hAnsi="Arial" w:cs="Arial"/>
+          <w:sz w:val="20"/>
+          <w:szCs w:val="20"/>
+        </w:rPr>
+        <w:t xml:space="preserve"> joined on </w:t>
       </w:r>
       <w:proofErr w:type="spellStart"/>
       <w:r>
@@ -2249,9 +2733,11 @@
         <w:rPr>
           <w:rStyle w:val="normaltextrun"/>
           <w:rFonts w:ascii="Arial" w:hAnsi="Arial" w:cs="Arial"/>
-          <w:sz w:val="20"/>
-          <w:szCs w:val="20"/>
-        </w:rPr>
+          <w:noProof/>
+          <w:sz w:val="20"/>
+          <w:szCs w:val="20"/>
+        </w:rPr>
+        <w:lastRenderedPageBreak/>
         <w:drawing>
           <wp:inline distT="0" distB="0" distL="0" distR="0" wp14:anchorId="7BABA3F3" wp14:editId="02BDA049">
             <wp:extent cx="4267200" cy="3946704"/>
@@ -2268,7 +2754,7 @@
                     <pic:cNvPicPr/>
                   </pic:nvPicPr>
                   <pic:blipFill>
-                    <a:blip r:embed="rId23"/>
+                    <a:blip r:embed="rId26"/>
                     <a:stretch>
                       <a:fillRect/>
                     </a:stretch>
@@ -2313,7 +2799,6 @@
           <w:sz w:val="20"/>
           <w:szCs w:val="20"/>
         </w:rPr>
-        <w:lastRenderedPageBreak/>
         <w:t xml:space="preserve">The result: </w:t>
       </w:r>
       <w:r>
@@ -2326,6 +2811,9 @@
         <w:br/>
       </w:r>
       <w:r>
+        <w:rPr>
+          <w:noProof/>
+        </w:rPr>
         <w:drawing>
           <wp:inline distT="0" distB="0" distL="0" distR="0" wp14:anchorId="33363216" wp14:editId="4D031241">
             <wp:extent cx="4990269" cy="2813957"/>
@@ -2342,7 +2830,7 @@
                     <pic:cNvPicPr/>
                   </pic:nvPicPr>
                   <pic:blipFill>
-                    <a:blip r:embed="rId24"/>
+                    <a:blip r:embed="rId27"/>
                     <a:stretch>
                       <a:fillRect/>
                     </a:stretch>
@@ -2492,13 +2980,7 @@
         <w:t>'</w:t>
       </w:r>
       <w:r>
-        <w:t xml:space="preserve"> for each unique combination of year, country, and category.</w:t>
-      </w:r>
-      <w:r>
-        <w:t xml:space="preserve"> </w:t>
-      </w:r>
-      <w:r>
-        <w:t xml:space="preserve">The resulting table was sorted by </w:t>
+        <w:t xml:space="preserve"> for each unique combination of year, country, and category. The resulting table was sorted by </w:t>
       </w:r>
       <w:r>
         <w:rPr>
@@ -2518,6 +3000,10 @@
         <w:br/>
       </w:r>
       <w:r>
+        <w:rPr>
+          <w:noProof/>
+        </w:rPr>
+        <w:lastRenderedPageBreak/>
         <w:drawing>
           <wp:inline distT="0" distB="0" distL="0" distR="0" wp14:anchorId="563ADAE6" wp14:editId="7DBBEE4F">
             <wp:extent cx="4430486" cy="3382032"/>
@@ -2534,7 +3020,7 @@
                     <pic:cNvPicPr/>
                   </pic:nvPicPr>
                   <pic:blipFill>
-                    <a:blip r:embed="rId25"/>
+                    <a:blip r:embed="rId28"/>
                     <a:stretch>
                       <a:fillRect/>
                     </a:stretch>
@@ -2558,7 +3044,9 @@
         <w:br/>
       </w:r>
       <w:r>
-        <w:lastRenderedPageBreak/>
+        <w:rPr>
+          <w:noProof/>
+        </w:rPr>
         <w:drawing>
           <wp:inline distT="0" distB="0" distL="0" distR="0" wp14:anchorId="48ADBF2A" wp14:editId="748C8538">
             <wp:extent cx="5505959" cy="2993571"/>
@@ -2575,7 +3063,7 @@
                     <pic:cNvPicPr/>
                   </pic:nvPicPr>
                   <pic:blipFill>
-                    <a:blip r:embed="rId26"/>
+                    <a:blip r:embed="rId29"/>
                     <a:stretch>
                       <a:fillRect/>
                     </a:stretch>
@@ -2598,19 +3086,21 @@
       <w:r>
         <w:br/>
       </w:r>
-      <w:r>
-        <w:rPr>
-          <w:b/>
-          <w:bCs/>
-        </w:rPr>
-        <w:t xml:space="preserve">4.8 </w:t>
-      </w:r>
-      <w:r>
-        <w:rPr>
-          <w:b/>
-          <w:bCs/>
-        </w:rPr>
-        <w:t> IMPORT VS DIRECT QUERY</w:t>
+      <w:proofErr w:type="gramStart"/>
+      <w:r>
+        <w:rPr>
+          <w:b/>
+          <w:bCs/>
+        </w:rPr>
+        <w:t>4.8  IMPORT</w:t>
+      </w:r>
+      <w:proofErr w:type="gramEnd"/>
+      <w:r>
+        <w:rPr>
+          <w:b/>
+          <w:bCs/>
+        </w:rPr>
+        <w:t xml:space="preserve"> VS DIRECT QUERY</w:t>
       </w:r>
       <w:r>
         <w:t> </w:t>
@@ -2737,7 +3227,18 @@
         <w:t>Import</w:t>
       </w:r>
       <w:r>
-        <w:t xml:space="preserve"> mode but is hidden in </w:t>
+        <w:t xml:space="preserve"> mode</w:t>
+      </w:r>
+      <w:proofErr w:type="gramStart"/>
+      <w:r>
+        <w:t>),</w:t>
+      </w:r>
+      <w:r>
+        <w:t xml:space="preserve"> but</w:t>
+      </w:r>
+      <w:proofErr w:type="gramEnd"/>
+      <w:r>
+        <w:t xml:space="preserve"> is hidden in </w:t>
       </w:r>
       <w:proofErr w:type="spellStart"/>
       <w:r>
@@ -2785,19 +3286,71 @@
       <w:r>
         <w:t xml:space="preserve"> speed is dependent on the performance of the underlying data source.</w:t>
       </w:r>
-    </w:p>
-    <w:p/>
-    <w:p>
-      <w:r>
-        <w:rPr>
-          <w:lang w:val="ru-RU"/>
+      <w:r>
+        <w:br/>
+      </w:r>
+      <w:r>
+        <w:rPr>
+          <w:b/>
+          <w:bCs/>
         </w:rPr>
         <w:lastRenderedPageBreak/>
+        <w:t>File Size</w:t>
+      </w:r>
+      <w:r>
+        <w:t xml:space="preserve">: In </w:t>
+      </w:r>
+      <w:r>
+        <w:rPr>
+          <w:b/>
+          <w:bCs/>
+        </w:rPr>
+        <w:t>Import</w:t>
+      </w:r>
+      <w:r>
+        <w:t xml:space="preserve"> mode, the .</w:t>
+      </w:r>
+      <w:proofErr w:type="spellStart"/>
+      <w:r>
+        <w:t>pbix</w:t>
+      </w:r>
+      <w:proofErr w:type="spellEnd"/>
+      <w:r>
+        <w:t xml:space="preserve"> file </w:t>
+      </w:r>
+      <w:proofErr w:type="gramStart"/>
+      <w:r>
+        <w:t>grows in size</w:t>
+      </w:r>
+      <w:proofErr w:type="gramEnd"/>
+      <w:r>
+        <w:t xml:space="preserve"> because it holds a compressed copy of all the data. In </w:t>
+      </w:r>
+      <w:proofErr w:type="spellStart"/>
+      <w:r>
+        <w:rPr>
+          <w:b/>
+          <w:bCs/>
+        </w:rPr>
+        <w:t>DirectQuery</w:t>
+      </w:r>
+      <w:proofErr w:type="spellEnd"/>
+      <w:r>
+        <w:t>, the file remains small since only metadata and query definitions are stored.</w:t>
+      </w:r>
+      <w:r>
+        <w:br/>
+        <w:t xml:space="preserve">Import mode: </w:t>
+      </w:r>
+      <w:r>
+        <w:br/>
+      </w:r>
+      <w:r>
         <w:drawing>
-          <wp:inline distT="0" distB="0" distL="0" distR="0" wp14:anchorId="56395DDB" wp14:editId="16850CF4">
-            <wp:extent cx="4871357" cy="3799242"/>
-            <wp:effectExtent l="0" t="0" r="5715" b="0"/>
-            <wp:docPr id="1281717305" name="Picture 1"/>
+          <wp:inline distT="0" distB="0" distL="0" distR="0" wp14:anchorId="45CAB259" wp14:editId="2DC22C2D">
+            <wp:extent cx="6858000" cy="530225"/>
+            <wp:effectExtent l="0" t="0" r="0" b="3175"/>
+            <wp:docPr id="2106092988" name="Picture 1"/>
             <wp:cNvGraphicFramePr>
               <a:graphicFrameLocks xmlns:a="http://schemas.openxmlformats.org/drawingml/2006/main" noChangeAspect="1"/>
             </wp:cNvGraphicFramePr>
@@ -2805,11 +3358,11 @@
               <a:graphicData uri="http://schemas.openxmlformats.org/drawingml/2006/picture">
                 <pic:pic xmlns:pic="http://schemas.openxmlformats.org/drawingml/2006/picture">
                   <pic:nvPicPr>
-                    <pic:cNvPr id="1281717305" name=""/>
+                    <pic:cNvPr id="2106092988" name=""/>
                     <pic:cNvPicPr/>
                   </pic:nvPicPr>
                   <pic:blipFill>
-                    <a:blip r:embed="rId27"/>
+                    <a:blip r:embed="rId30"/>
                     <a:stretch>
                       <a:fillRect/>
                     </a:stretch>
@@ -2817,7 +3370,7 @@
                   <pic:spPr>
                     <a:xfrm>
                       <a:off x="0" y="0"/>
-                      <a:ext cx="4875089" cy="3802153"/>
+                      <a:ext cx="6858000" cy="530225"/>
                     </a:xfrm>
                     <a:prstGeom prst="rect">
                       <a:avLst/>
@@ -2832,145 +3385,237 @@
       <w:r>
         <w:br/>
       </w:r>
-      <w:r>
-        <w:rPr>
-          <w:b/>
-          <w:bCs/>
-        </w:rPr>
-        <w:t xml:space="preserve">4.10. </w:t>
-      </w:r>
-      <w:r>
-        <w:rPr>
-          <w:b/>
-          <w:bCs/>
-        </w:rPr>
-        <w:t>WORKING WITH POWER BI</w:t>
-      </w:r>
-      <w:r>
-        <w:rPr>
-          <w:b/>
-          <w:bCs/>
-        </w:rPr>
-        <w:t xml:space="preserve"> </w:t>
-      </w:r>
-      <w:r>
-        <w:rPr>
-          <w:b/>
-          <w:bCs/>
-        </w:rPr>
-        <w:t>MODEL</w:t>
-      </w:r>
-      <w:r>
-        <w:t> </w:t>
+      <w:proofErr w:type="spellStart"/>
+      <w:r>
+        <w:t>DirectQuery</w:t>
+      </w:r>
+      <w:proofErr w:type="spellEnd"/>
+      <w:r>
+        <w:t xml:space="preserve"> mode:</w:t>
+      </w:r>
+      <w:r>
+        <w:br/>
+      </w:r>
+      <w:r>
+        <w:drawing>
+          <wp:inline distT="0" distB="0" distL="0" distR="0" wp14:anchorId="2181BEC7" wp14:editId="033C007B">
+            <wp:extent cx="6858000" cy="478155"/>
+            <wp:effectExtent l="0" t="0" r="0" b="0"/>
+            <wp:docPr id="1572340543" name="Picture 1"/>
+            <wp:cNvGraphicFramePr>
+              <a:graphicFrameLocks xmlns:a="http://schemas.openxmlformats.org/drawingml/2006/main" noChangeAspect="1"/>
+            </wp:cNvGraphicFramePr>
+            <a:graphic xmlns:a="http://schemas.openxmlformats.org/drawingml/2006/main">
+              <a:graphicData uri="http://schemas.openxmlformats.org/drawingml/2006/picture">
+                <pic:pic xmlns:pic="http://schemas.openxmlformats.org/drawingml/2006/picture">
+                  <pic:nvPicPr>
+                    <pic:cNvPr id="1572340543" name=""/>
+                    <pic:cNvPicPr/>
+                  </pic:nvPicPr>
+                  <pic:blipFill>
+                    <a:blip r:embed="rId31"/>
+                    <a:stretch>
+                      <a:fillRect/>
+                    </a:stretch>
+                  </pic:blipFill>
+                  <pic:spPr>
+                    <a:xfrm>
+                      <a:off x="0" y="0"/>
+                      <a:ext cx="6858000" cy="478155"/>
+                    </a:xfrm>
+                    <a:prstGeom prst="rect">
+                      <a:avLst/>
+                    </a:prstGeom>
+                  </pic:spPr>
+                </pic:pic>
+              </a:graphicData>
+            </a:graphic>
+          </wp:inline>
+        </w:drawing>
       </w:r>
     </w:p>
     <w:p>
       <w:r>
-        <w:t xml:space="preserve">Not needed relationships were removed </w:t>
-      </w:r>
-      <w:r>
-        <w:rPr>
-          <w:rStyle w:val="normaltextrun"/>
-          <w:rFonts w:ascii="Arial" w:hAnsi="Arial" w:cs="Arial"/>
-          <w:sz w:val="20"/>
-          <w:szCs w:val="20"/>
-        </w:rPr>
-        <w:t xml:space="preserve">between </w:t>
+        <w:rPr>
+          <w:b/>
+          <w:bCs/>
+        </w:rPr>
+        <w:t>DAX and Power Query Support</w:t>
+      </w:r>
+      <w:r>
+        <w:t xml:space="preserve">: </w:t>
+      </w:r>
+      <w:r>
+        <w:rPr>
+          <w:b/>
+          <w:bCs/>
+        </w:rPr>
+        <w:t>Import</w:t>
+      </w:r>
+      <w:r>
+        <w:t xml:space="preserve"> mode supports the full range of Power Query transformations and DAX functions. </w:t>
       </w:r>
       <w:proofErr w:type="spellStart"/>
       <w:r>
         <w:rPr>
-          <w:rStyle w:val="normaltextrun"/>
-          <w:rFonts w:ascii="Arial" w:hAnsi="Arial" w:cs="Arial"/>
-          <w:b/>
-          <w:bCs/>
-          <w:sz w:val="20"/>
-          <w:szCs w:val="20"/>
-        </w:rPr>
-        <w:t>FactInternetSales</w:t>
+          <w:b/>
+          <w:bCs/>
+        </w:rPr>
+        <w:t>DirectQuery</w:t>
       </w:r>
       <w:proofErr w:type="spellEnd"/>
       <w:r>
-        <w:rPr>
-          <w:rStyle w:val="normaltextrun"/>
-          <w:rFonts w:ascii="Arial" w:hAnsi="Arial" w:cs="Arial"/>
-          <w:sz w:val="20"/>
-          <w:szCs w:val="20"/>
-        </w:rPr>
-        <w:t xml:space="preserve"> table and </w:t>
-      </w:r>
-      <w:proofErr w:type="spellStart"/>
-      <w:r>
-        <w:rPr>
-          <w:rStyle w:val="normaltextrun"/>
-          <w:rFonts w:ascii="Arial" w:hAnsi="Arial" w:cs="Arial"/>
-          <w:b/>
-          <w:bCs/>
-          <w:sz w:val="20"/>
-          <w:szCs w:val="20"/>
-        </w:rPr>
-        <w:t>DimDate</w:t>
-      </w:r>
-      <w:proofErr w:type="spellEnd"/>
-      <w:r>
-        <w:rPr>
-          <w:rStyle w:val="normaltextrun"/>
-          <w:rFonts w:ascii="Arial" w:hAnsi="Arial" w:cs="Arial"/>
-          <w:sz w:val="20"/>
-          <w:szCs w:val="20"/>
-        </w:rPr>
-        <w:t xml:space="preserve"> and the </w:t>
-      </w:r>
-      <w:proofErr w:type="spellStart"/>
-      <w:r>
-        <w:rPr>
-          <w:rStyle w:val="normaltextrun"/>
-          <w:rFonts w:ascii="Arial" w:hAnsi="Arial" w:cs="Arial"/>
-          <w:sz w:val="20"/>
-          <w:szCs w:val="20"/>
-        </w:rPr>
-        <w:t>OrderDate</w:t>
-      </w:r>
-      <w:proofErr w:type="spellEnd"/>
-      <w:r>
-        <w:rPr>
-          <w:rStyle w:val="normaltextrun"/>
-          <w:rFonts w:ascii="Arial" w:hAnsi="Arial" w:cs="Arial"/>
-          <w:sz w:val="20"/>
-          <w:szCs w:val="20"/>
-        </w:rPr>
-        <w:t xml:space="preserve"> connection</w:t>
-      </w:r>
-      <w:r>
-        <w:rPr>
-          <w:rStyle w:val="normaltextrun"/>
-          <w:rFonts w:ascii="Arial" w:hAnsi="Arial" w:cs="Arial"/>
-          <w:sz w:val="20"/>
-          <w:szCs w:val="20"/>
-        </w:rPr>
-        <w:t xml:space="preserve"> was made</w:t>
-      </w:r>
-      <w:r>
-        <w:rPr>
-          <w:rStyle w:val="normaltextrun"/>
-          <w:rFonts w:ascii="Arial" w:hAnsi="Arial" w:cs="Arial"/>
-          <w:sz w:val="20"/>
-          <w:szCs w:val="20"/>
-        </w:rPr>
-        <w:t xml:space="preserve"> active</w:t>
-      </w:r>
-      <w:r>
-        <w:rPr>
-          <w:rStyle w:val="normaltextrun"/>
-          <w:rFonts w:ascii="Arial" w:hAnsi="Arial" w:cs="Arial"/>
-          <w:sz w:val="20"/>
-          <w:szCs w:val="20"/>
-        </w:rPr>
-        <w:t xml:space="preserve">. </w:t>
+        <w:t xml:space="preserve"> has limitations — not all Power Query steps and DAX functions are supported, because transformations must be translatable into SQL queries that run on the source database.</w:t>
       </w:r>
     </w:p>
     <w:p>
       <w:r>
+        <w:rPr>
+          <w:b/>
+          <w:bCs/>
+        </w:rPr>
+        <w:t>Import</w:t>
+      </w:r>
+      <w:r>
+        <w:t xml:space="preserve"> is the better choice when the </w:t>
+      </w:r>
+      <w:proofErr w:type="gramStart"/>
+      <w:r>
+        <w:t>dataset</w:t>
+      </w:r>
+      <w:proofErr w:type="gramEnd"/>
+      <w:r>
+        <w:t xml:space="preserve"> is not too large, when near-real-time data is not required, and when maximum report performance and full DAX support are needed. </w:t>
+      </w:r>
+      <w:proofErr w:type="spellStart"/>
+      <w:r>
+        <w:rPr>
+          <w:b/>
+          <w:bCs/>
+        </w:rPr>
+        <w:t>DirectQuery</w:t>
+      </w:r>
+      <w:proofErr w:type="spellEnd"/>
+      <w:r>
+        <w:t xml:space="preserve"> is preferable when the dataset is very large (too big to import), when data must always reflect the latest state of the source database, or when data governance policies prevent copying data out of the source system.</w:t>
+      </w:r>
+      <w:r>
+        <w:rPr>
+          <w:b/>
+          <w:bCs/>
+        </w:rPr>
+        <w:br/>
+      </w:r>
+      <w:r>
+        <w:br/>
+      </w:r>
+      <w:r>
+        <w:rPr>
+          <w:b/>
+          <w:bCs/>
+        </w:rPr>
+        <w:t>4.10. WORKING WITH POWER BI MODEL</w:t>
+      </w:r>
+      <w:r>
+        <w:t> </w:t>
+      </w:r>
+    </w:p>
+    <w:p>
+      <w:proofErr w:type="gramStart"/>
+      <w:r>
+        <w:t>Not needed</w:t>
+      </w:r>
+      <w:proofErr w:type="gramEnd"/>
+      <w:r>
+        <w:t xml:space="preserve"> relationships </w:t>
+      </w:r>
+      <w:proofErr w:type="gramStart"/>
+      <w:r>
+        <w:t>were removed</w:t>
+      </w:r>
+      <w:proofErr w:type="gramEnd"/>
+      <w:r>
+        <w:t xml:space="preserve"> </w:t>
+      </w:r>
+      <w:r>
+        <w:rPr>
+          <w:rStyle w:val="normaltextrun"/>
+          <w:rFonts w:ascii="Arial" w:hAnsi="Arial" w:cs="Arial"/>
+          <w:sz w:val="20"/>
+          <w:szCs w:val="20"/>
+        </w:rPr>
+        <w:t xml:space="preserve">between </w:t>
+      </w:r>
+      <w:proofErr w:type="spellStart"/>
+      <w:r>
+        <w:rPr>
+          <w:rStyle w:val="normaltextrun"/>
+          <w:rFonts w:ascii="Arial" w:hAnsi="Arial" w:cs="Arial"/>
+          <w:b/>
+          <w:bCs/>
+          <w:sz w:val="20"/>
+          <w:szCs w:val="20"/>
+        </w:rPr>
+        <w:t>FactInternetSales</w:t>
+      </w:r>
+      <w:proofErr w:type="spellEnd"/>
+      <w:r>
+        <w:rPr>
+          <w:rStyle w:val="normaltextrun"/>
+          <w:rFonts w:ascii="Arial" w:hAnsi="Arial" w:cs="Arial"/>
+          <w:sz w:val="20"/>
+          <w:szCs w:val="20"/>
+        </w:rPr>
+        <w:t xml:space="preserve"> table and </w:t>
+      </w:r>
+      <w:proofErr w:type="spellStart"/>
+      <w:r>
+        <w:rPr>
+          <w:rStyle w:val="normaltextrun"/>
+          <w:rFonts w:ascii="Arial" w:hAnsi="Arial" w:cs="Arial"/>
+          <w:b/>
+          <w:bCs/>
+          <w:sz w:val="20"/>
+          <w:szCs w:val="20"/>
+        </w:rPr>
+        <w:t>DimDate</w:t>
+      </w:r>
+      <w:proofErr w:type="spellEnd"/>
+      <w:r>
+        <w:rPr>
+          <w:rStyle w:val="normaltextrun"/>
+          <w:rFonts w:ascii="Arial" w:hAnsi="Arial" w:cs="Arial"/>
+          <w:sz w:val="20"/>
+          <w:szCs w:val="20"/>
+        </w:rPr>
+        <w:t xml:space="preserve"> and the </w:t>
+      </w:r>
+      <w:proofErr w:type="spellStart"/>
+      <w:r>
+        <w:rPr>
+          <w:rStyle w:val="normaltextrun"/>
+          <w:rFonts w:ascii="Arial" w:hAnsi="Arial" w:cs="Arial"/>
+          <w:sz w:val="20"/>
+          <w:szCs w:val="20"/>
+        </w:rPr>
+        <w:t>OrderDate</w:t>
+      </w:r>
+      <w:proofErr w:type="spellEnd"/>
+      <w:r>
+        <w:rPr>
+          <w:rStyle w:val="normaltextrun"/>
+          <w:rFonts w:ascii="Arial" w:hAnsi="Arial" w:cs="Arial"/>
+          <w:sz w:val="20"/>
+          <w:szCs w:val="20"/>
+        </w:rPr>
+        <w:t xml:space="preserve"> connection was made active. </w:t>
+      </w:r>
+    </w:p>
+    <w:p>
+      <w:r>
+        <w:rPr>
+          <w:noProof/>
+        </w:rPr>
         <w:drawing>
           <wp:inline distT="0" distB="0" distL="0" distR="0" wp14:anchorId="1205A219" wp14:editId="23DC3236">
             <wp:extent cx="5943600" cy="2508250"/>
@@ -2987,7 +3632,7 @@
                     <pic:cNvPicPr/>
                   </pic:nvPicPr>
                   <pic:blipFill>
-                    <a:blip r:embed="rId28"/>
+                    <a:blip r:embed="rId32"/>
                     <a:stretch>
                       <a:fillRect/>
                     </a:stretch>
@@ -3010,12 +3655,169 @@
     </w:p>
     <w:sectPr>
       <w:pgSz w:w="12240" w:h="15840"/>
-      <w:pgMar w:top="1440" w:right="1440" w:bottom="1440" w:left="1440" w:header="720" w:footer="720" w:gutter="0"/>
+      <w:pgMar w:top="720" w:right="720" w:bottom="720" w:left="720" w:header="720" w:footer="720" w:gutter="0"/>
       <w:cols w:space="720"/>
       <w:docGrid w:linePitch="360"/>
     </w:sectPr>
   </w:body>
 </w:document>
+</file>
+
+<file path=word/numbering.xml><?xml version="1.0" encoding="utf-8"?>
+<w:numbering xmlns:wpc="http://schemas.microsoft.com/office/word/2010/wordprocessingCanvas" xmlns:cx="http://schemas.microsoft.com/office/drawing/2014/chartex" xmlns:cx1="http://schemas.microsoft.com/office/drawing/2015/9/8/chartex" xmlns:cx2="http://schemas.microsoft.com/office/drawing/2015/10/21/chartex" xmlns:cx3="http://schemas.microsoft.com/office/drawing/2016/5/9/chartex" xmlns:cx4="http://schemas.microsoft.com/office/drawing/2016/5/10/chartex" xmlns:cx5="http://schemas.microsoft.com/office/drawing/2016/5/11/chartex" xmlns:cx6="http://schemas.microsoft.com/office/drawing/2016/5/12/chartex" xmlns:cx7="http://schemas.microsoft.com/office/drawing/2016/5/13/chartex" xmlns:cx8="http://schemas.microsoft.com/office/drawing/2016/5/14/chartex" xmlns:mc="http://schemas.openxmlformats.org/markup-compatibility/2006" xmlns:aink="http://schemas.microsoft.com/office/drawing/2016/ink" xmlns:am3d="http://schemas.microsoft.com/office/drawing/2017/model3d" xmlns:o="urn:schemas-microsoft-com:office:office" xmlns:oel="http://schemas.microsoft.com/office/2019/extlst" xmlns:r="http://schemas.openxmlformats.org/officeDocument/2006/relationships" xmlns:m="http://schemas.openxmlformats.org/officeDocument/2006/math" xmlns:v="urn:schemas-microsoft-com:vml" xmlns:wp14="http://schemas.microsoft.com/office/word/2010/wordprocessingDrawing" xmlns:wp="http://schemas.openxmlformats.org/drawingml/2006/wordprocessingDrawing" xmlns:w10="urn:schemas-microsoft-com:office:word" xmlns:w="http://schemas.openxmlformats.org/wordprocessingml/2006/main" xmlns:w14="http://schemas.microsoft.com/office/word/2010/wordml" xmlns:w15="http://schemas.microsoft.com/office/word/2012/wordml" xmlns:w16cex="http://schemas.microsoft.com/office/word/2018/wordml/cex" xmlns:w16cid="http://schemas.microsoft.com/office/word/2016/wordml/cid" xmlns:w16="http://schemas.microsoft.com/office/word/2018/wordml" xmlns:w16du="http://schemas.microsoft.com/office/word/2023/wordml/word16du" xmlns:w16sdtdh="http://schemas.microsoft.com/office/word/2020/wordml/sdtdatahash" xmlns:w16sdtfl="http://schemas.microsoft.com/office/word/2024/wordml/sdtformatlock" xmlns:w16se="http://schemas.microsoft.com/office/word/2015/wordml/symex" xmlns:wpg="http://schemas.microsoft.com/office/word/2010/wordprocessingGroup" xmlns:wpi="http://schemas.microsoft.com/office/word/2010/wordprocessingInk" xmlns:wne="http://schemas.microsoft.com/office/word/2006/wordml" xmlns:wps="http://schemas.microsoft.com/office/word/2010/wordprocessingShape" mc:Ignorable="w14 w15 w16se w16cid w16 w16cex w16sdtdh w16sdtfl w16du wp14">
+  <w:abstractNum w:abstractNumId="0" w15:restartNumberingAfterBreak="0">
+    <w:nsid w:val="02E82D96"/>
+    <w:multiLevelType w:val="multilevel"/>
+    <w:tmpl w:val="106A1C32"/>
+    <w:lvl w:ilvl="0">
+      <w:start w:val="1"/>
+      <w:numFmt w:val="bullet"/>
+      <w:lvlText w:val=""/>
+      <w:lvlJc w:val="left"/>
+      <w:pPr>
+        <w:tabs>
+          <w:tab w:val="num" w:pos="720"/>
+        </w:tabs>
+        <w:ind w:left="720" w:hanging="360"/>
+      </w:pPr>
+      <w:rPr>
+        <w:rFonts w:ascii="Symbol" w:hAnsi="Symbol" w:hint="default"/>
+        <w:sz w:val="20"/>
+      </w:rPr>
+    </w:lvl>
+    <w:lvl w:ilvl="1" w:tentative="1">
+      <w:start w:val="1"/>
+      <w:numFmt w:val="bullet"/>
+      <w:lvlText w:val="o"/>
+      <w:lvlJc w:val="left"/>
+      <w:pPr>
+        <w:tabs>
+          <w:tab w:val="num" w:pos="1440"/>
+        </w:tabs>
+        <w:ind w:left="1440" w:hanging="360"/>
+      </w:pPr>
+      <w:rPr>
+        <w:rFonts w:ascii="Courier New" w:hAnsi="Courier New" w:hint="default"/>
+        <w:sz w:val="20"/>
+      </w:rPr>
+    </w:lvl>
+    <w:lvl w:ilvl="2" w:tentative="1">
+      <w:start w:val="1"/>
+      <w:numFmt w:val="bullet"/>
+      <w:lvlText w:val=""/>
+      <w:lvlJc w:val="left"/>
+      <w:pPr>
+        <w:tabs>
+          <w:tab w:val="num" w:pos="2160"/>
+        </w:tabs>
+        <w:ind w:left="2160" w:hanging="360"/>
+      </w:pPr>
+      <w:rPr>
+        <w:rFonts w:ascii="Wingdings" w:hAnsi="Wingdings" w:hint="default"/>
+        <w:sz w:val="20"/>
+      </w:rPr>
+    </w:lvl>
+    <w:lvl w:ilvl="3" w:tentative="1">
+      <w:start w:val="1"/>
+      <w:numFmt w:val="bullet"/>
+      <w:lvlText w:val=""/>
+      <w:lvlJc w:val="left"/>
+      <w:pPr>
+        <w:tabs>
+          <w:tab w:val="num" w:pos="2880"/>
+        </w:tabs>
+        <w:ind w:left="2880" w:hanging="360"/>
+      </w:pPr>
+      <w:rPr>
+        <w:rFonts w:ascii="Wingdings" w:hAnsi="Wingdings" w:hint="default"/>
+        <w:sz w:val="20"/>
+      </w:rPr>
+    </w:lvl>
+    <w:lvl w:ilvl="4" w:tentative="1">
+      <w:start w:val="1"/>
+      <w:numFmt w:val="bullet"/>
+      <w:lvlText w:val=""/>
+      <w:lvlJc w:val="left"/>
+      <w:pPr>
+        <w:tabs>
+          <w:tab w:val="num" w:pos="3600"/>
+        </w:tabs>
+        <w:ind w:left="3600" w:hanging="360"/>
+      </w:pPr>
+      <w:rPr>
+        <w:rFonts w:ascii="Wingdings" w:hAnsi="Wingdings" w:hint="default"/>
+        <w:sz w:val="20"/>
+      </w:rPr>
+    </w:lvl>
+    <w:lvl w:ilvl="5" w:tentative="1">
+      <w:start w:val="1"/>
+      <w:numFmt w:val="bullet"/>
+      <w:lvlText w:val=""/>
+      <w:lvlJc w:val="left"/>
+      <w:pPr>
+        <w:tabs>
+          <w:tab w:val="num" w:pos="4320"/>
+        </w:tabs>
+        <w:ind w:left="4320" w:hanging="360"/>
+      </w:pPr>
+      <w:rPr>
+        <w:rFonts w:ascii="Wingdings" w:hAnsi="Wingdings" w:hint="default"/>
+        <w:sz w:val="20"/>
+      </w:rPr>
+    </w:lvl>
+    <w:lvl w:ilvl="6" w:tentative="1">
+      <w:start w:val="1"/>
+      <w:numFmt w:val="bullet"/>
+      <w:lvlText w:val=""/>
+      <w:lvlJc w:val="left"/>
+      <w:pPr>
+        <w:tabs>
+          <w:tab w:val="num" w:pos="5040"/>
+        </w:tabs>
+        <w:ind w:left="5040" w:hanging="360"/>
+      </w:pPr>
+      <w:rPr>
+        <w:rFonts w:ascii="Wingdings" w:hAnsi="Wingdings" w:hint="default"/>
+        <w:sz w:val="20"/>
+      </w:rPr>
+    </w:lvl>
+    <w:lvl w:ilvl="7" w:tentative="1">
+      <w:start w:val="1"/>
+      <w:numFmt w:val="bullet"/>
+      <w:lvlText w:val=""/>
+      <w:lvlJc w:val="left"/>
+      <w:pPr>
+        <w:tabs>
+          <w:tab w:val="num" w:pos="5760"/>
+        </w:tabs>
+        <w:ind w:left="5760" w:hanging="360"/>
+      </w:pPr>
+      <w:rPr>
+        <w:rFonts w:ascii="Wingdings" w:hAnsi="Wingdings" w:hint="default"/>
+        <w:sz w:val="20"/>
+      </w:rPr>
+    </w:lvl>
+    <w:lvl w:ilvl="8" w:tentative="1">
+      <w:start w:val="1"/>
+      <w:numFmt w:val="bullet"/>
+      <w:lvlText w:val=""/>
+      <w:lvlJc w:val="left"/>
+      <w:pPr>
+        <w:tabs>
+          <w:tab w:val="num" w:pos="6480"/>
+        </w:tabs>
+        <w:ind w:left="6480" w:hanging="360"/>
+      </w:pPr>
+      <w:rPr>
+        <w:rFonts w:ascii="Wingdings" w:hAnsi="Wingdings" w:hint="default"/>
+        <w:sz w:val="20"/>
+      </w:rPr>
+    </w:lvl>
+  </w:abstractNum>
+  <w:num w:numId="1" w16cid:durableId="298875970">
+    <w:abstractNumId w:val="0"/>
+  </w:num>
+</w:numbering>
 </file>
 
 <file path=word/styles.xml><?xml version="1.0" encoding="utf-8"?>

--- a/Power BI/PowerBI - task1.docx
+++ b/Power BI/PowerBI - task1.docx
@@ -86,21 +86,7 @@
         <w:rPr>
           <w:rFonts w:ascii="Arial" w:hAnsi="Arial" w:cs="Arial"/>
         </w:rPr>
-        <w:t>Power BI Desktop was downloaded and installed without any issues. SQL Server Management Studio (SSMS) was also installed, and the AdventureWorksDW2017.bak database was restored using the ‘Restore Database’ option in SSMS by selecting the .</w:t>
-      </w:r>
-      <w:proofErr w:type="spellStart"/>
-      <w:r>
-        <w:rPr>
-          <w:rFonts w:ascii="Arial" w:hAnsi="Arial" w:cs="Arial"/>
-        </w:rPr>
-        <w:t>bak</w:t>
-      </w:r>
-      <w:proofErr w:type="spellEnd"/>
-      <w:r>
-        <w:rPr>
-          <w:rFonts w:ascii="Arial" w:hAnsi="Arial" w:cs="Arial"/>
-        </w:rPr>
-        <w:t xml:space="preserve"> file as a Device source. The restore completed successfully on the first attempt.</w:t>
+        <w:t>Power BI Desktop was downloaded and installed without any issues. SQL Server Management Studio (SSMS) was also installed, and the AdventureWorksDW2017.bak database was restored using the ‘Restore Database’ option in SSMS by selecting the .bak file as a Device source. The restore completed successfully on the first attempt.</w:t>
       </w:r>
     </w:p>
     <w:p>
@@ -117,31 +103,7 @@
           <w:b/>
           <w:bCs/>
         </w:rPr>
-        <w:t xml:space="preserve">3. </w:t>
-      </w:r>
-      <w:r>
-        <w:rPr>
-          <w:rFonts w:ascii="Arial" w:hAnsi="Arial" w:cs="Arial"/>
-          <w:b/>
-          <w:bCs/>
-        </w:rPr>
-        <w:t>Building</w:t>
-      </w:r>
-      <w:r>
-        <w:rPr>
-          <w:rFonts w:ascii="Arial" w:hAnsi="Arial" w:cs="Arial"/>
-          <w:b/>
-          <w:bCs/>
-        </w:rPr>
-        <w:t xml:space="preserve"> </w:t>
-      </w:r>
-      <w:r>
-        <w:rPr>
-          <w:rFonts w:ascii="Arial" w:hAnsi="Arial" w:cs="Arial"/>
-          <w:b/>
-          <w:bCs/>
-        </w:rPr>
-        <w:t>a simple Power BI Report</w:t>
+        <w:t>3. Building a simple Power BI Report</w:t>
       </w:r>
     </w:p>
     <w:p>
@@ -173,28 +135,7 @@
           <w:rFonts w:ascii="Arial" w:hAnsi="Arial" w:cs="Arial"/>
         </w:rPr>
         <w:br/>
-        <w:t xml:space="preserve">To connect Power BI to the local SQL Server, the </w:t>
-      </w:r>
-      <w:proofErr w:type="gramStart"/>
-      <w:r>
-        <w:rPr>
-          <w:rFonts w:ascii="Arial" w:hAnsi="Arial" w:cs="Arial"/>
-        </w:rPr>
-        <w:t>server</w:t>
-      </w:r>
-      <w:proofErr w:type="gramEnd"/>
-      <w:r>
-        <w:rPr>
-          <w:rFonts w:ascii="Arial" w:hAnsi="Arial" w:cs="Arial"/>
-        </w:rPr>
-        <w:t xml:space="preserve"> name in the </w:t>
-      </w:r>
-      <w:proofErr w:type="gramStart"/>
-      <w:r>
-        <w:rPr>
-          <w:rFonts w:ascii="Arial" w:hAnsi="Arial" w:cs="Arial"/>
-        </w:rPr>
-        <w:t xml:space="preserve">format </w:t>
+        <w:t xml:space="preserve">To connect Power BI to the local SQL Server, the server name in the format </w:t>
       </w:r>
       <w:r>
         <w:rPr>
@@ -202,50 +143,11 @@
         </w:rPr>
         <w:t>.</w:t>
       </w:r>
-      <w:proofErr w:type="gramEnd"/>
-      <w:r>
-        <w:rPr>
-          <w:rFonts w:ascii="Arial" w:hAnsi="Arial" w:cs="Arial"/>
-        </w:rPr>
-        <w:t xml:space="preserve">\SQLEXPRESS </w:t>
-      </w:r>
-      <w:r>
-        <w:rPr>
-          <w:rFonts w:ascii="Arial" w:hAnsi="Arial" w:cs="Arial"/>
-        </w:rPr>
-        <w:t>(</w:t>
-      </w:r>
-      <w:r>
-        <w:rPr>
-          <w:rFonts w:ascii="Arial" w:hAnsi="Arial" w:cs="Arial"/>
-        </w:rPr>
-        <w:t>where the dot (.) is a shorthand for the local machine name, equivalent to localhost\</w:t>
-      </w:r>
-      <w:proofErr w:type="gramStart"/>
-      <w:r>
-        <w:rPr>
-          <w:rFonts w:ascii="Arial" w:hAnsi="Arial" w:cs="Arial"/>
-        </w:rPr>
-        <w:t>SQLEXPRESS</w:t>
-      </w:r>
-      <w:r>
-        <w:rPr>
-          <w:rFonts w:ascii="Arial" w:hAnsi="Arial" w:cs="Arial"/>
-        </w:rPr>
-        <w:t xml:space="preserve"> )</w:t>
-      </w:r>
-      <w:proofErr w:type="gramEnd"/>
-      <w:r>
-        <w:rPr>
-          <w:rFonts w:ascii="Arial" w:hAnsi="Arial" w:cs="Arial"/>
-        </w:rPr>
-        <w:t xml:space="preserve"> </w:t>
-      </w:r>
-      <w:r>
-        <w:rPr>
-          <w:rFonts w:ascii="Arial" w:hAnsi="Arial" w:cs="Arial"/>
-        </w:rPr>
-        <w:t xml:space="preserve">was entered in the SQL Server Database </w:t>
+      <w:r>
+        <w:rPr>
+          <w:rFonts w:ascii="Arial" w:hAnsi="Arial" w:cs="Arial"/>
+        </w:rPr>
+        <w:t xml:space="preserve">\SQLEXPRESS (where the dot (.) is a shorthand for the local machine name, equivalent to localhost\SQLEXPRESS ) was entered in the SQL Server Database </w:t>
       </w:r>
       <w:r>
         <w:rPr>
@@ -265,6 +167,7 @@
           <w:rFonts w:ascii="Arial" w:hAnsi="Arial" w:cs="Arial"/>
           <w:b/>
           <w:bCs/>
+          <w:noProof/>
         </w:rPr>
         <w:drawing>
           <wp:inline distT="0" distB="0" distL="0" distR="0" wp14:anchorId="49E17943" wp14:editId="5084A77E">
@@ -314,31 +217,20 @@
         <w:rPr>
           <w:rFonts w:ascii="Arial" w:hAnsi="Arial" w:cs="Arial"/>
         </w:rPr>
-        <w:t xml:space="preserve">In the Navigator, the </w:t>
-      </w:r>
-      <w:proofErr w:type="spellStart"/>
-      <w:r>
-        <w:rPr>
-          <w:rFonts w:ascii="Arial" w:hAnsi="Arial" w:cs="Arial"/>
-        </w:rPr>
-        <w:t>FactInternetSales</w:t>
-      </w:r>
-      <w:proofErr w:type="spellEnd"/>
-      <w:r>
-        <w:rPr>
-          <w:rFonts w:ascii="Arial" w:hAnsi="Arial" w:cs="Arial"/>
-        </w:rPr>
-        <w:t xml:space="preserve"> table was selected and the ‘Select Related Tables’ button was used to automatically include all related dimension tables.</w:t>
-      </w:r>
-      <w:r>
-        <w:rPr>
-          <w:rFonts w:ascii="Arial" w:hAnsi="Arial" w:cs="Arial"/>
-          <w:b/>
-          <w:bCs/>
-        </w:rPr>
-        <w:br/>
-      </w:r>
-      <w:r>
+        <w:t>In the Navigator, the FactInternetSales table was selected and the ‘Select Related Tables’ button was used to automatically include all related dimension tables.</w:t>
+      </w:r>
+      <w:r>
+        <w:rPr>
+          <w:rFonts w:ascii="Arial" w:hAnsi="Arial" w:cs="Arial"/>
+          <w:b/>
+          <w:bCs/>
+        </w:rPr>
+        <w:br/>
+      </w:r>
+      <w:r>
+        <w:rPr>
+          <w:noProof/>
+        </w:rPr>
         <w:drawing>
           <wp:inline distT="0" distB="0" distL="0" distR="0" wp14:anchorId="2F893889" wp14:editId="7127E4E2">
             <wp:extent cx="3859064" cy="3053443"/>
@@ -406,6 +298,9 @@
         <w:br/>
       </w:r>
       <w:r>
+        <w:rPr>
+          <w:noProof/>
+        </w:rPr>
         <w:drawing>
           <wp:inline distT="0" distB="0" distL="0" distR="0" wp14:anchorId="01C57ED8" wp14:editId="08CE6EF5">
             <wp:extent cx="5110843" cy="2873757"/>
@@ -548,14 +443,7 @@
       </w:r>
       <w:r>
         <w:br/>
-      </w:r>
-      <w:proofErr w:type="gramStart"/>
-      <w:r>
-        <w:t>Duplicated  columns</w:t>
-      </w:r>
-      <w:proofErr w:type="gramEnd"/>
-      <w:r>
-        <w:t xml:space="preserve"> were merged with </w:t>
+        <w:t xml:space="preserve">Duplicated  columns were merged with </w:t>
       </w:r>
       <w:r>
         <w:rPr>
@@ -684,35 +572,7 @@
         <w:rPr>
           <w:rFonts w:ascii="Arial" w:hAnsi="Arial" w:cs="Arial"/>
         </w:rPr>
-        <w:t>‘</w:t>
-      </w:r>
-      <w:proofErr w:type="spellStart"/>
-      <w:r>
-        <w:rPr>
-          <w:rFonts w:ascii="Arial" w:hAnsi="Arial" w:cs="Arial"/>
-        </w:rPr>
-        <w:t>DiscountPct</w:t>
-      </w:r>
-      <w:proofErr w:type="spellEnd"/>
-      <w:r>
-        <w:rPr>
-          <w:rFonts w:ascii="Arial" w:hAnsi="Arial" w:cs="Arial"/>
-        </w:rPr>
-        <w:t>’ column in ‘</w:t>
-      </w:r>
-      <w:proofErr w:type="spellStart"/>
-      <w:r>
-        <w:rPr>
-          <w:rFonts w:ascii="Arial" w:hAnsi="Arial" w:cs="Arial"/>
-        </w:rPr>
-        <w:t>DimPromotion</w:t>
-      </w:r>
-      <w:proofErr w:type="spellEnd"/>
-      <w:r>
-        <w:rPr>
-          <w:rFonts w:ascii="Arial" w:hAnsi="Arial" w:cs="Arial"/>
-        </w:rPr>
-        <w:t>’ table</w:t>
+        <w:t>‘DiscountPct’ column in ‘DimPromotion’ table</w:t>
       </w:r>
       <w:r>
         <w:rPr>
@@ -1015,29 +875,16 @@
         </w:rPr>
         <w:t>‘</w:t>
       </w:r>
-      <w:proofErr w:type="spellStart"/>
-      <w:r>
-        <w:rPr>
-          <w:rStyle w:val="normaltextrun"/>
-          <w:rFonts w:ascii="Arial" w:hAnsi="Arial" w:cs="Arial"/>
-          <w:b/>
-          <w:bCs/>
-          <w:sz w:val="20"/>
-          <w:szCs w:val="20"/>
-        </w:rPr>
-        <w:t>DimProductSubcategory</w:t>
-      </w:r>
-      <w:proofErr w:type="spellEnd"/>
-      <w:r>
-        <w:rPr>
-          <w:rStyle w:val="normaltextrun"/>
-          <w:rFonts w:ascii="Arial" w:hAnsi="Arial" w:cs="Arial"/>
-          <w:b/>
-          <w:bCs/>
-          <w:sz w:val="20"/>
-          <w:szCs w:val="20"/>
-        </w:rPr>
-        <w:t>’</w:t>
+      <w:r>
+        <w:rPr>
+          <w:rStyle w:val="normaltextrun"/>
+          <w:rFonts w:ascii="Arial" w:hAnsi="Arial" w:cs="Arial"/>
+          <w:b/>
+          <w:bCs/>
+          <w:sz w:val="20"/>
+          <w:szCs w:val="20"/>
+        </w:rPr>
+        <w:t>DimProductSubcategory’</w:t>
       </w:r>
       <w:r>
         <w:rPr>
@@ -1048,70 +895,26 @@
         </w:rPr>
         <w:t> and ‘</w:t>
       </w:r>
-      <w:proofErr w:type="spellStart"/>
-      <w:r>
-        <w:rPr>
-          <w:rStyle w:val="normaltextrun"/>
-          <w:rFonts w:ascii="Arial" w:hAnsi="Arial" w:cs="Arial"/>
-          <w:b/>
-          <w:bCs/>
-          <w:sz w:val="20"/>
-          <w:szCs w:val="20"/>
-        </w:rPr>
-        <w:t>DimProductCategory</w:t>
-      </w:r>
-      <w:proofErr w:type="spellEnd"/>
-      <w:r>
-        <w:rPr>
-          <w:rStyle w:val="normaltextrun"/>
-          <w:rFonts w:ascii="Arial" w:hAnsi="Arial" w:cs="Arial"/>
-          <w:b/>
-          <w:bCs/>
-          <w:sz w:val="20"/>
-          <w:szCs w:val="20"/>
-        </w:rPr>
-        <w:t>’</w:t>
-      </w:r>
-      <w:r>
-        <w:rPr>
-          <w:rStyle w:val="normaltextrun"/>
-          <w:rFonts w:ascii="Arial" w:hAnsi="Arial" w:cs="Arial"/>
-          <w:sz w:val="20"/>
-          <w:szCs w:val="20"/>
-        </w:rPr>
-        <w:t> tables from </w:t>
-      </w:r>
-      <w:proofErr w:type="spellStart"/>
-      <w:r>
-        <w:rPr>
-          <w:rStyle w:val="normaltextrun"/>
-          <w:rFonts w:ascii="Arial" w:hAnsi="Arial" w:cs="Arial"/>
-          <w:sz w:val="20"/>
-          <w:szCs w:val="20"/>
-        </w:rPr>
-        <w:t>AdventureWorks</w:t>
-      </w:r>
-      <w:proofErr w:type="spellEnd"/>
-      <w:r>
-        <w:rPr>
-          <w:rStyle w:val="normaltextrun"/>
-          <w:rFonts w:ascii="Arial" w:hAnsi="Arial" w:cs="Arial"/>
-          <w:sz w:val="20"/>
-          <w:szCs w:val="20"/>
-        </w:rPr>
-        <w:t xml:space="preserve"> were load </w:t>
-      </w:r>
-      <w:proofErr w:type="gramStart"/>
-      <w:r>
-        <w:rPr>
-          <w:rStyle w:val="normaltextrun"/>
-          <w:rFonts w:ascii="Arial" w:hAnsi="Arial" w:cs="Arial"/>
-          <w:sz w:val="20"/>
-          <w:szCs w:val="20"/>
-        </w:rPr>
-        <w:t>additionally :</w:t>
-      </w:r>
-      <w:proofErr w:type="gramEnd"/>
+      <w:r>
+        <w:rPr>
+          <w:rStyle w:val="normaltextrun"/>
+          <w:rFonts w:ascii="Arial" w:hAnsi="Arial" w:cs="Arial"/>
+          <w:b/>
+          <w:bCs/>
+          <w:sz w:val="20"/>
+          <w:szCs w:val="20"/>
+        </w:rPr>
+        <w:t>DimProductCategory’</w:t>
+      </w:r>
+      <w:r>
+        <w:rPr>
+          <w:rStyle w:val="normaltextrun"/>
+          <w:rFonts w:ascii="Arial" w:hAnsi="Arial" w:cs="Arial"/>
+          <w:sz w:val="20"/>
+          <w:szCs w:val="20"/>
+        </w:rPr>
+        <w:t> tables from AdventureWorks were load additionally :</w:t>
+      </w:r>
     </w:p>
     <w:p>
       <w:pPr>
@@ -1300,6 +1103,7 @@
         <w:rPr>
           <w:rStyle w:val="normaltextrun"/>
           <w:rFonts w:ascii="Arial" w:hAnsi="Arial" w:cs="Arial"/>
+          <w:noProof/>
           <w:sz w:val="20"/>
           <w:szCs w:val="20"/>
         </w:rPr>
@@ -1342,31 +1146,7 @@
     </w:p>
     <w:p>
       <w:r>
-        <w:t xml:space="preserve">Data Profiling in Power BI is a set of tools that </w:t>
-      </w:r>
-      <w:proofErr w:type="gramStart"/>
-      <w:r>
-        <w:t>allows</w:t>
-      </w:r>
-      <w:proofErr w:type="gramEnd"/>
-      <w:r>
-        <w:t xml:space="preserve"> to </w:t>
-      </w:r>
-      <w:proofErr w:type="spellStart"/>
-      <w:r>
-        <w:t>analyse</w:t>
-      </w:r>
-      <w:proofErr w:type="spellEnd"/>
-      <w:r>
-        <w:t xml:space="preserve"> the quality and structure of data before loading it into the report model. It helps identify potential data quality issues early in the transformation process, so they can be resolved in Power Query rather than discovered later in </w:t>
-      </w:r>
-      <w:proofErr w:type="spellStart"/>
-      <w:r>
-        <w:t>visualisations</w:t>
-      </w:r>
-      <w:proofErr w:type="spellEnd"/>
-      <w:r>
-        <w:t>.</w:t>
+        <w:t>Data Profiling in Power BI is a set of tools that allows to analyse the quality and structure of data before loading it into the report model. It helps identify potential data quality issues early in the transformation process, so they can be resolved in Power Query rather than discovered later in visualisations.</w:t>
       </w:r>
       <w:r>
         <w:br/>
@@ -1392,15 +1172,7 @@
         <w:t xml:space="preserve">n the screenshot, </w:t>
       </w:r>
       <w:r>
-        <w:t xml:space="preserve">Column Quality shows that all visible columns in the </w:t>
-      </w:r>
-      <w:proofErr w:type="spellStart"/>
-      <w:r>
-        <w:t>FactInternetSales</w:t>
-      </w:r>
-      <w:proofErr w:type="spellEnd"/>
-      <w:r>
-        <w:t xml:space="preserve"> table have 100% valid, 0% error, and 0% empty values, meaning the fact table contains no missing or corrupted data.</w:t>
+        <w:t>Column Quality shows that all visible columns in the FactInternetSales table have 100% valid, 0% error, and 0% empty values, meaning the fact table contains no missing or corrupted data.</w:t>
       </w:r>
       <w:r>
         <w:br/>
@@ -1413,29 +1185,13 @@
         <w:t>Column Distribution</w:t>
       </w:r>
       <w:r>
-        <w:t xml:space="preserve"> displays a histogram of value frequencies, showing the count of distinct and unique values.</w:t>
-      </w:r>
-      <w:r>
-        <w:t xml:space="preserve"> </w:t>
+        <w:t xml:space="preserve"> displays a histogram of value frequencies, showing the count of distinct and unique values. </w:t>
       </w:r>
       <w:r>
         <w:t xml:space="preserve">For example, </w:t>
       </w:r>
-      <w:proofErr w:type="spellStart"/>
-      <w:r>
-        <w:t>CustomerKey</w:t>
-      </w:r>
-      <w:proofErr w:type="spellEnd"/>
-      <w:r>
-        <w:t xml:space="preserve"> has 1000 distinct, 1000 unique values in the sampled rows, meaning every customer appears only once in the preview — no duplicates. </w:t>
-      </w:r>
-      <w:proofErr w:type="spellStart"/>
-      <w:r>
-        <w:t>PromotionKey</w:t>
-      </w:r>
-      <w:proofErr w:type="spellEnd"/>
-      <w:r>
-        <w:t xml:space="preserve"> shows 1 distinct, 0 unique, which means all 1000 sampled rows share the same promotion value, suggesting most sales used the same promotion.</w:t>
+      <w:r>
+        <w:t>CustomerKey has 1000 distinct, 1000 unique values in the sampled rows, meaning every customer appears only once in the preview — no duplicates. PromotionKey shows 1 distinct, 0 unique, which means all 1000 sampled rows share the same promotion value, suggesting most sales used the same promotion.</w:t>
       </w:r>
       <w:r>
         <w:t xml:space="preserve"> </w:t>
@@ -1453,18 +1209,7 @@
         <w:t xml:space="preserve"> provides detailed statistics for the selected column, including min, max, average, count, and a value distribution chart — useful for numeric columns to detect outliers or unexpected ranges.</w:t>
       </w:r>
       <w:r>
-        <w:t xml:space="preserve"> </w:t>
-      </w:r>
-      <w:r>
-        <w:t xml:space="preserve">Column Profile is applied to the </w:t>
-      </w:r>
-      <w:proofErr w:type="spellStart"/>
-      <w:r>
-        <w:t>ProductKey</w:t>
-      </w:r>
-      <w:proofErr w:type="spellEnd"/>
-      <w:r>
-        <w:t xml:space="preserve"> column. The Column Statistics panel shows:</w:t>
+        <w:t xml:space="preserve"> Column Profile is applied to the ProductKey column. The Column Statistics panel shows:</w:t>
       </w:r>
     </w:p>
     <w:p>
@@ -1475,13 +1220,8 @@
         </w:numPr>
       </w:pPr>
       <w:r>
-        <w:t xml:space="preserve">Count: 1000 rows </w:t>
-      </w:r>
-      <w:proofErr w:type="spellStart"/>
-      <w:r>
-        <w:t>analysed</w:t>
-      </w:r>
-      <w:proofErr w:type="spellEnd"/>
+        <w:t>Count: 1000 rows analysed</w:t>
+      </w:r>
     </w:p>
     <w:p>
       <w:pPr>
@@ -1502,15 +1242,7 @@
         </w:numPr>
       </w:pPr>
       <w:r>
-        <w:t xml:space="preserve">Unique: 0 — none of them appears exactly once, meaning every product repeats across multiple sales rows, which is expected </w:t>
-      </w:r>
-      <w:proofErr w:type="spellStart"/>
-      <w:r>
-        <w:t>behaviour</w:t>
-      </w:r>
-      <w:proofErr w:type="spellEnd"/>
-      <w:r>
-        <w:t xml:space="preserve"> for a fact table</w:t>
+        <w:t>Unique: 0 — none of them appears exactly once, meaning every product repeats across multiple sales rows, which is expected behaviour for a fact table</w:t>
       </w:r>
     </w:p>
     <w:p>
@@ -1608,29 +1340,7 @@
           <w:sz w:val="20"/>
           <w:szCs w:val="20"/>
         </w:rPr>
-        <w:t>'</w:t>
-      </w:r>
-      <w:proofErr w:type="spellStart"/>
-      <w:r>
-        <w:rPr>
-          <w:rFonts w:ascii="Arial" w:hAnsi="Arial" w:cs="Arial"/>
-          <w:b/>
-          <w:bCs/>
-          <w:sz w:val="20"/>
-          <w:szCs w:val="20"/>
-        </w:rPr>
-        <w:t>OrderDate</w:t>
-      </w:r>
-      <w:proofErr w:type="spellEnd"/>
-      <w:r>
-        <w:rPr>
-          <w:rFonts w:ascii="Arial" w:hAnsi="Arial" w:cs="Arial"/>
-          <w:b/>
-          <w:bCs/>
-          <w:sz w:val="20"/>
-          <w:szCs w:val="20"/>
-        </w:rPr>
-        <w:t>'</w:t>
+        <w:t>'OrderDate'</w:t>
       </w:r>
       <w:r>
         <w:rPr>
@@ -1779,29 +1489,7 @@
           <w:sz w:val="20"/>
           <w:szCs w:val="20"/>
         </w:rPr>
-        <w:t>'</w:t>
-      </w:r>
-      <w:proofErr w:type="spellStart"/>
-      <w:r>
-        <w:rPr>
-          <w:rFonts w:ascii="Arial" w:hAnsi="Arial" w:cs="Arial"/>
-          <w:b/>
-          <w:bCs/>
-          <w:sz w:val="20"/>
-          <w:szCs w:val="20"/>
-        </w:rPr>
-        <w:t>SalesByYearsNPrice</w:t>
-      </w:r>
-      <w:proofErr w:type="spellEnd"/>
-      <w:r>
-        <w:rPr>
-          <w:rFonts w:ascii="Arial" w:hAnsi="Arial" w:cs="Arial"/>
-          <w:b/>
-          <w:bCs/>
-          <w:sz w:val="20"/>
-          <w:szCs w:val="20"/>
-        </w:rPr>
-        <w:t>'</w:t>
+        <w:t>'SalesByYearsNPrice'</w:t>
       </w:r>
       <w:r>
         <w:rPr>
@@ -1838,29 +1526,7 @@
           <w:szCs w:val="20"/>
         </w:rPr>
         <w:lastRenderedPageBreak/>
-        <w:t>'</w:t>
-      </w:r>
-      <w:proofErr w:type="spellStart"/>
-      <w:r>
-        <w:rPr>
-          <w:rFonts w:ascii="Arial" w:hAnsi="Arial" w:cs="Arial"/>
-          <w:b/>
-          <w:bCs/>
-          <w:sz w:val="20"/>
-          <w:szCs w:val="20"/>
-        </w:rPr>
-        <w:t>FactInternetSales</w:t>
-      </w:r>
-      <w:proofErr w:type="spellEnd"/>
-      <w:r>
-        <w:rPr>
-          <w:rFonts w:ascii="Arial" w:hAnsi="Arial" w:cs="Arial"/>
-          <w:b/>
-          <w:bCs/>
-          <w:sz w:val="20"/>
-          <w:szCs w:val="20"/>
-        </w:rPr>
-        <w:t>'</w:t>
+        <w:t>'FactInternetSales'</w:t>
       </w:r>
       <w:r>
         <w:rPr>
@@ -1952,23 +1618,7 @@
           <w:b/>
           <w:bCs/>
         </w:rPr>
-        <w:t>'</w:t>
-      </w:r>
-      <w:proofErr w:type="spellStart"/>
-      <w:r>
-        <w:rPr>
-          <w:b/>
-          <w:bCs/>
-        </w:rPr>
-        <w:t>SalesAmount</w:t>
-      </w:r>
-      <w:proofErr w:type="spellEnd"/>
-      <w:r>
-        <w:rPr>
-          <w:b/>
-          <w:bCs/>
-        </w:rPr>
-        <w:t>'</w:t>
+        <w:t>'SalesAmount'</w:t>
       </w:r>
       <w:r>
         <w:t xml:space="preserve"> as the values. This effectively converted yearly rows into individual columns, aggregating the total sales figures for year-over-year analysis.</w:t>
@@ -2051,25 +1701,14 @@
         </w:rPr>
         <w:t xml:space="preserve">A new table titled </w:t>
       </w:r>
-      <w:proofErr w:type="spellStart"/>
-      <w:r>
-        <w:rPr>
-          <w:rStyle w:val="normaltextrun"/>
-          <w:rFonts w:ascii="Arial" w:hAnsi="Arial" w:cs="Arial"/>
-          <w:sz w:val="20"/>
-          <w:szCs w:val="20"/>
-        </w:rPr>
-        <w:t>SalesByCountry</w:t>
-      </w:r>
-      <w:proofErr w:type="spellEnd"/>
-      <w:r>
-        <w:rPr>
-          <w:rStyle w:val="normaltextrun"/>
-          <w:rFonts w:ascii="Arial" w:hAnsi="Arial" w:cs="Arial"/>
-          <w:sz w:val="20"/>
-          <w:szCs w:val="20"/>
-        </w:rPr>
-        <w:t>’ </w:t>
+      <w:r>
+        <w:rPr>
+          <w:rStyle w:val="normaltextrun"/>
+          <w:rFonts w:ascii="Arial" w:hAnsi="Arial" w:cs="Arial"/>
+          <w:sz w:val="20"/>
+          <w:szCs w:val="20"/>
+        </w:rPr>
+        <w:t>SalesByCountry’ </w:t>
       </w:r>
       <w:r>
         <w:rPr>
@@ -2105,29 +1744,7 @@
           <w:sz w:val="20"/>
           <w:szCs w:val="20"/>
         </w:rPr>
-        <w:t>'</w:t>
-      </w:r>
-      <w:proofErr w:type="spellStart"/>
-      <w:r>
-        <w:rPr>
-          <w:rFonts w:ascii="Arial" w:hAnsi="Arial" w:cs="Arial"/>
-          <w:b/>
-          <w:bCs/>
-          <w:sz w:val="20"/>
-          <w:szCs w:val="20"/>
-        </w:rPr>
-        <w:t>FactInternetSales</w:t>
-      </w:r>
-      <w:proofErr w:type="spellEnd"/>
-      <w:r>
-        <w:rPr>
-          <w:rFonts w:ascii="Arial" w:hAnsi="Arial" w:cs="Arial"/>
-          <w:b/>
-          <w:bCs/>
-          <w:sz w:val="20"/>
-          <w:szCs w:val="20"/>
-        </w:rPr>
-        <w:t>'</w:t>
+        <w:t>'FactInternetSales'</w:t>
       </w:r>
       <w:r>
         <w:rPr>
@@ -2204,76 +1821,16 @@
           <w:sz w:val="20"/>
           <w:szCs w:val="20"/>
         </w:rPr>
-        <w:t>‘</w:t>
-      </w:r>
-      <w:proofErr w:type="spellStart"/>
-      <w:r>
-        <w:rPr>
-          <w:rStyle w:val="normaltextrun"/>
-          <w:rFonts w:ascii="Arial" w:hAnsi="Arial" w:cs="Arial"/>
-          <w:sz w:val="20"/>
-          <w:szCs w:val="20"/>
-        </w:rPr>
-        <w:t>SalesByCountry</w:t>
-      </w:r>
-      <w:proofErr w:type="spellEnd"/>
-      <w:r>
-        <w:rPr>
-          <w:rStyle w:val="normaltextrun"/>
-          <w:rFonts w:ascii="Arial" w:hAnsi="Arial" w:cs="Arial"/>
-          <w:sz w:val="20"/>
-          <w:szCs w:val="20"/>
-        </w:rPr>
-        <w:t>’ and ‘</w:t>
-      </w:r>
-      <w:proofErr w:type="spellStart"/>
-      <w:r>
-        <w:rPr>
-          <w:rStyle w:val="normaltextrun"/>
-          <w:rFonts w:ascii="Arial" w:hAnsi="Arial" w:cs="Arial"/>
-          <w:sz w:val="20"/>
-          <w:szCs w:val="20"/>
-        </w:rPr>
-        <w:t>DimSalesTerritory</w:t>
-      </w:r>
-      <w:proofErr w:type="spellEnd"/>
-      <w:r>
-        <w:rPr>
-          <w:rStyle w:val="normaltextrun"/>
-          <w:rFonts w:ascii="Arial" w:hAnsi="Arial" w:cs="Arial"/>
-          <w:sz w:val="20"/>
-          <w:szCs w:val="20"/>
-        </w:rPr>
-        <w:t xml:space="preserve">’ were joined </w:t>
-      </w:r>
-      <w:r>
-        <w:rPr>
-          <w:rStyle w:val="normaltextrun"/>
-          <w:rFonts w:ascii="Arial" w:hAnsi="Arial" w:cs="Arial"/>
-          <w:sz w:val="20"/>
-          <w:szCs w:val="20"/>
-        </w:rPr>
-        <w:t xml:space="preserve">on </w:t>
-      </w:r>
-      <w:proofErr w:type="spellStart"/>
-      <w:r>
-        <w:rPr>
-          <w:rStyle w:val="normaltextrun"/>
-          <w:rFonts w:ascii="Arial" w:hAnsi="Arial" w:cs="Arial"/>
-          <w:sz w:val="20"/>
-          <w:szCs w:val="20"/>
-        </w:rPr>
-        <w:t>SalesTerritoryKey</w:t>
-      </w:r>
-      <w:proofErr w:type="spellEnd"/>
-      <w:r>
-        <w:rPr>
-          <w:rStyle w:val="normaltextrun"/>
-          <w:rFonts w:ascii="Arial" w:hAnsi="Arial" w:cs="Arial"/>
-          <w:sz w:val="20"/>
-          <w:szCs w:val="20"/>
-        </w:rPr>
-        <w:t xml:space="preserve"> using left outer join: </w:t>
+        <w:t xml:space="preserve">‘SalesByCountry’ and ‘DimSalesTerritory’ were joined </w:t>
+      </w:r>
+      <w:r>
+        <w:rPr>
+          <w:rStyle w:val="normaltextrun"/>
+          <w:rFonts w:ascii="Arial" w:hAnsi="Arial" w:cs="Arial"/>
+          <w:sz w:val="20"/>
+          <w:szCs w:val="20"/>
+        </w:rPr>
+        <w:t xml:space="preserve">on SalesTerritoryKey using left outer join: </w:t>
       </w:r>
       <w:r>
         <w:rPr>
@@ -2397,71 +1954,8 @@
           <w:sz w:val="20"/>
           <w:szCs w:val="20"/>
         </w:rPr>
-        <w:t>To join </w:t>
-      </w:r>
-      <w:proofErr w:type="spellStart"/>
-      <w:proofErr w:type="gramStart"/>
-      <w:r>
-        <w:rPr>
-          <w:rStyle w:val="normaltextrun"/>
-          <w:rFonts w:ascii="Arial" w:hAnsi="Arial" w:cs="Arial"/>
-          <w:sz w:val="20"/>
-          <w:szCs w:val="20"/>
-        </w:rPr>
-        <w:t>DimProductCategory</w:t>
-      </w:r>
-      <w:proofErr w:type="spellEnd"/>
-      <w:r>
-        <w:rPr>
-          <w:rStyle w:val="normaltextrun"/>
-          <w:rFonts w:ascii="Arial" w:hAnsi="Arial" w:cs="Arial"/>
-          <w:sz w:val="20"/>
-          <w:szCs w:val="20"/>
-        </w:rPr>
-        <w:t>[</w:t>
-      </w:r>
-      <w:proofErr w:type="spellStart"/>
-      <w:proofErr w:type="gramEnd"/>
-      <w:r>
-        <w:rPr>
-          <w:rStyle w:val="normaltextrun"/>
-          <w:rFonts w:ascii="Arial" w:hAnsi="Arial" w:cs="Arial"/>
-          <w:sz w:val="20"/>
-          <w:szCs w:val="20"/>
-        </w:rPr>
-        <w:t>EnglishProductCategory</w:t>
-      </w:r>
-      <w:proofErr w:type="spellEnd"/>
-      <w:r>
-        <w:rPr>
-          <w:rStyle w:val="normaltextrun"/>
-          <w:rFonts w:ascii="Arial" w:hAnsi="Arial" w:cs="Arial"/>
-          <w:sz w:val="20"/>
-          <w:szCs w:val="20"/>
-        </w:rPr>
-        <w:t xml:space="preserve">] columns, firstly tables </w:t>
-      </w:r>
-      <w:proofErr w:type="spellStart"/>
-      <w:r>
-        <w:rPr>
-          <w:rStyle w:val="normaltextrun"/>
-          <w:rFonts w:ascii="Arial" w:hAnsi="Arial" w:cs="Arial"/>
-          <w:sz w:val="20"/>
-          <w:szCs w:val="20"/>
-        </w:rPr>
-        <w:t>DimProduct</w:t>
-      </w:r>
-      <w:proofErr w:type="spellEnd"/>
-      <w:r>
-        <w:rPr>
-          <w:rStyle w:val="normaltextrun"/>
-          <w:rFonts w:ascii="Arial" w:hAnsi="Arial" w:cs="Arial"/>
-          <w:sz w:val="20"/>
-          <w:szCs w:val="20"/>
-        </w:rPr>
-        <w:t xml:space="preserve"> and </w:t>
-      </w:r>
-      <w:proofErr w:type="spellStart"/>
+        <w:t xml:space="preserve">To join DimProductCategory[EnglishProductCategory] columns, firstly tables DimProduct and </w:t>
+      </w:r>
       <w:r>
         <w:rPr>
           <w:rStyle w:val="normaltextrun"/>
@@ -2471,7 +1965,6 @@
         </w:rPr>
         <w:t>FactInternetSales</w:t>
       </w:r>
-      <w:proofErr w:type="spellEnd"/>
       <w:r>
         <w:rPr>
           <w:rStyle w:val="normaltextrun"/>
@@ -2488,19 +1981,8 @@
           <w:sz w:val="20"/>
           <w:szCs w:val="20"/>
         </w:rPr>
-        <w:t xml:space="preserve">was joined on </w:t>
-      </w:r>
-      <w:proofErr w:type="spellStart"/>
-      <w:r>
-        <w:rPr>
-          <w:rStyle w:val="normaltextrun"/>
-          <w:rFonts w:ascii="Arial" w:hAnsi="Arial" w:cs="Arial"/>
-          <w:sz w:val="20"/>
-          <w:szCs w:val="20"/>
-        </w:rPr>
-        <w:t>ProductKey</w:t>
-      </w:r>
-      <w:proofErr w:type="spellEnd"/>
+        <w:t>was joined on ProductKey</w:t>
+      </w:r>
       <w:r>
         <w:rPr>
           <w:rStyle w:val="normaltextrun"/>
@@ -2517,29 +1999,8 @@
           <w:sz w:val="20"/>
           <w:szCs w:val="20"/>
         </w:rPr>
-        <w:t xml:space="preserve">The column </w:t>
-      </w:r>
-      <w:proofErr w:type="spellStart"/>
-      <w:r>
-        <w:rPr>
-          <w:rStyle w:val="normaltextrun"/>
-          <w:rFonts w:ascii="Arial" w:hAnsi="Arial" w:cs="Arial"/>
-          <w:sz w:val="20"/>
-          <w:szCs w:val="20"/>
-        </w:rPr>
-        <w:t>DimProductSumcategory</w:t>
-      </w:r>
-      <w:proofErr w:type="spellEnd"/>
-      <w:r>
-        <w:rPr>
-          <w:rStyle w:val="normaltextrun"/>
-          <w:rFonts w:ascii="Arial" w:hAnsi="Arial" w:cs="Arial"/>
-          <w:sz w:val="20"/>
-          <w:szCs w:val="20"/>
-        </w:rPr>
-        <w:t xml:space="preserve"> was expanded in </w:t>
-      </w:r>
-      <w:proofErr w:type="spellStart"/>
+        <w:t xml:space="preserve">The column DimProductSumcategory was expanded in </w:t>
+      </w:r>
       <w:r>
         <w:rPr>
           <w:rStyle w:val="normaltextrun"/>
@@ -2549,7 +2010,6 @@
         </w:rPr>
         <w:t>FactInternetSales</w:t>
       </w:r>
-      <w:proofErr w:type="spellEnd"/>
       <w:r>
         <w:rPr>
           <w:rStyle w:val="normaltextrun"/>
@@ -2631,7 +2091,6 @@
         <w:br/>
         <w:t xml:space="preserve">After the tables </w:t>
       </w:r>
-      <w:proofErr w:type="spellStart"/>
       <w:r>
         <w:rPr>
           <w:rStyle w:val="normaltextrun"/>
@@ -2641,7 +2100,6 @@
         </w:rPr>
         <w:t>FactInternetSales</w:t>
       </w:r>
-      <w:proofErr w:type="spellEnd"/>
       <w:r>
         <w:rPr>
           <w:rStyle w:val="normaltextrun"/>
@@ -2658,67 +2116,7 @@
           <w:sz w:val="20"/>
           <w:szCs w:val="20"/>
         </w:rPr>
-        <w:t xml:space="preserve">and </w:t>
-      </w:r>
-      <w:proofErr w:type="spellStart"/>
-      <w:r>
-        <w:rPr>
-          <w:rStyle w:val="normaltextrun"/>
-          <w:rFonts w:ascii="Arial" w:hAnsi="Arial" w:cs="Arial"/>
-          <w:sz w:val="20"/>
-          <w:szCs w:val="20"/>
-        </w:rPr>
-        <w:t>DimProductCategory</w:t>
-      </w:r>
-      <w:proofErr w:type="spellEnd"/>
-      <w:r>
-        <w:rPr>
-          <w:rStyle w:val="normaltextrun"/>
-          <w:rFonts w:ascii="Arial" w:hAnsi="Arial" w:cs="Arial"/>
-          <w:sz w:val="20"/>
-          <w:szCs w:val="20"/>
-        </w:rPr>
-        <w:t xml:space="preserve"> </w:t>
-      </w:r>
-      <w:proofErr w:type="gramStart"/>
-      <w:r>
-        <w:rPr>
-          <w:rStyle w:val="normaltextrun"/>
-          <w:rFonts w:ascii="Arial" w:hAnsi="Arial" w:cs="Arial"/>
-          <w:sz w:val="20"/>
-          <w:szCs w:val="20"/>
-        </w:rPr>
-        <w:t>was</w:t>
-      </w:r>
-      <w:proofErr w:type="gramEnd"/>
-      <w:r>
-        <w:rPr>
-          <w:rStyle w:val="normaltextrun"/>
-          <w:rFonts w:ascii="Arial" w:hAnsi="Arial" w:cs="Arial"/>
-          <w:sz w:val="20"/>
-          <w:szCs w:val="20"/>
-        </w:rPr>
-        <w:t xml:space="preserve"> joined on </w:t>
-      </w:r>
-      <w:proofErr w:type="spellStart"/>
-      <w:r>
-        <w:rPr>
-          <w:rStyle w:val="normaltextrun"/>
-          <w:rFonts w:ascii="Arial" w:hAnsi="Arial" w:cs="Arial"/>
-          <w:sz w:val="20"/>
-          <w:szCs w:val="20"/>
-        </w:rPr>
-        <w:t>ProductSubcategoryKey</w:t>
-      </w:r>
-      <w:proofErr w:type="spellEnd"/>
-      <w:r>
-        <w:rPr>
-          <w:rStyle w:val="normaltextrun"/>
-          <w:rFonts w:ascii="Arial" w:hAnsi="Arial" w:cs="Arial"/>
-          <w:sz w:val="20"/>
-          <w:szCs w:val="20"/>
-        </w:rPr>
-        <w:t>:</w:t>
+        <w:t>and DimProductCategory was joined on ProductSubcategoryKey:</w:t>
       </w:r>
       <w:r>
         <w:rPr>
@@ -2893,23 +2291,7 @@
           <w:b/>
           <w:bCs/>
         </w:rPr>
-        <w:t>'</w:t>
-      </w:r>
-      <w:proofErr w:type="spellStart"/>
-      <w:r>
-        <w:rPr>
-          <w:b/>
-          <w:bCs/>
-        </w:rPr>
-        <w:t>SalesTerritoryCountry</w:t>
-      </w:r>
-      <w:proofErr w:type="spellEnd"/>
-      <w:r>
-        <w:rPr>
-          <w:b/>
-          <w:bCs/>
-        </w:rPr>
-        <w:t>'</w:t>
+        <w:t>'SalesTerritoryCountry'</w:t>
       </w:r>
       <w:r>
         <w:t xml:space="preserve">, and </w:t>
@@ -2919,23 +2301,7 @@
           <w:b/>
           <w:bCs/>
         </w:rPr>
-        <w:t>'</w:t>
-      </w:r>
-      <w:proofErr w:type="spellStart"/>
-      <w:r>
-        <w:rPr>
-          <w:b/>
-          <w:bCs/>
-        </w:rPr>
-        <w:t>EnglishProductCategoryName</w:t>
-      </w:r>
-      <w:proofErr w:type="spellEnd"/>
-      <w:r>
-        <w:rPr>
-          <w:b/>
-          <w:bCs/>
-        </w:rPr>
-        <w:t>'</w:t>
+        <w:t>'EnglishProductCategoryName'</w:t>
       </w:r>
       <w:r>
         <w:t xml:space="preserve"> as the primary grouping dimensions.</w:t>
@@ -2961,23 +2327,7 @@
           <w:b/>
           <w:bCs/>
         </w:rPr>
-        <w:t>'</w:t>
-      </w:r>
-      <w:proofErr w:type="spellStart"/>
-      <w:r>
-        <w:rPr>
-          <w:b/>
-          <w:bCs/>
-        </w:rPr>
-        <w:t>SalesAmount</w:t>
-      </w:r>
-      <w:proofErr w:type="spellEnd"/>
-      <w:r>
-        <w:rPr>
-          <w:b/>
-          <w:bCs/>
-        </w:rPr>
-        <w:t>'</w:t>
+        <w:t>'SalesAmount'</w:t>
       </w:r>
       <w:r>
         <w:t xml:space="preserve"> for each unique combination of year, country, and category. The resulting table was sorted by </w:t>
@@ -3086,21 +2436,12 @@
       <w:r>
         <w:br/>
       </w:r>
-      <w:proofErr w:type="gramStart"/>
-      <w:r>
-        <w:rPr>
-          <w:b/>
-          <w:bCs/>
-        </w:rPr>
-        <w:t>4.8  IMPORT</w:t>
-      </w:r>
-      <w:proofErr w:type="gramEnd"/>
-      <w:r>
-        <w:rPr>
-          <w:b/>
-          <w:bCs/>
-        </w:rPr>
-        <w:t xml:space="preserve"> VS DIRECT QUERY</w:t>
+      <w:r>
+        <w:rPr>
+          <w:b/>
+          <w:bCs/>
+        </w:rPr>
+        <w:t>4.8  IMPORT VS DIRECT QUERY</w:t>
       </w:r>
       <w:r>
         <w:t> </w:t>
@@ -3108,15 +2449,7 @@
     </w:p>
     <w:p>
       <w:r>
-        <w:t xml:space="preserve">Comparison of Import and </w:t>
-      </w:r>
-      <w:proofErr w:type="spellStart"/>
-      <w:r>
-        <w:t>DirectQuery</w:t>
-      </w:r>
-      <w:proofErr w:type="spellEnd"/>
-      <w:r>
-        <w:t xml:space="preserve"> Modes</w:t>
+        <w:t>Comparison of Import and DirectQuery Modes</w:t>
       </w:r>
       <w:r>
         <w:t>:</w:t>
@@ -3141,17 +2474,8 @@
         <w:t>Import</w:t>
       </w:r>
       <w:r>
-        <w:t xml:space="preserve"> mode, data is extracted from the source and stored within the .</w:t>
-      </w:r>
-      <w:proofErr w:type="spellStart"/>
-      <w:r>
-        <w:t>pbix</w:t>
-      </w:r>
-      <w:proofErr w:type="spellEnd"/>
-      <w:r>
-        <w:t xml:space="preserve"> file, whereas in </w:t>
-      </w:r>
-      <w:proofErr w:type="spellStart"/>
+        <w:t xml:space="preserve"> mode, data is extracted from the source and stored within the .pbix file, whereas in </w:t>
+      </w:r>
       <w:r>
         <w:rPr>
           <w:b/>
@@ -3159,7 +2483,6 @@
         </w:rPr>
         <w:t>DirectQuery</w:t>
       </w:r>
-      <w:proofErr w:type="spellEnd"/>
       <w:r>
         <w:t>, data remains in the source SQL Server and Power BI only stores the metadata.</w:t>
       </w:r>
@@ -3185,7 +2508,6 @@
       <w:r>
         <w:t xml:space="preserve"> requires a manual or scheduled refresh to update the dataset, while </w:t>
       </w:r>
-      <w:proofErr w:type="spellStart"/>
       <w:r>
         <w:rPr>
           <w:b/>
@@ -3193,7 +2515,6 @@
         </w:rPr>
         <w:t>DirectQuery</w:t>
       </w:r>
-      <w:proofErr w:type="spellEnd"/>
       <w:r>
         <w:t xml:space="preserve"> provides real-time data access as queries are sent to the database with every interaction.</w:t>
       </w:r>
@@ -3229,18 +2550,12 @@
       <w:r>
         <w:t xml:space="preserve"> mode</w:t>
       </w:r>
-      <w:proofErr w:type="gramStart"/>
       <w:r>
         <w:t>),</w:t>
       </w:r>
       <w:r>
-        <w:t xml:space="preserve"> but</w:t>
-      </w:r>
-      <w:proofErr w:type="gramEnd"/>
-      <w:r>
-        <w:t xml:space="preserve"> is hidden in </w:t>
-      </w:r>
-      <w:proofErr w:type="spellStart"/>
+        <w:t xml:space="preserve"> but is hidden in </w:t>
+      </w:r>
       <w:r>
         <w:rPr>
           <w:b/>
@@ -3248,7 +2563,6 @@
         </w:rPr>
         <w:t>DirectQuery</w:t>
       </w:r>
-      <w:proofErr w:type="spellEnd"/>
       <w:r>
         <w:t xml:space="preserve"> since the data is not held locally.</w:t>
       </w:r>
@@ -3274,7 +2588,6 @@
       <w:r>
         <w:t xml:space="preserve"> mode offers the fastest performance, while </w:t>
       </w:r>
-      <w:proofErr w:type="spellStart"/>
       <w:r>
         <w:rPr>
           <w:b/>
@@ -3282,7 +2595,6 @@
         </w:rPr>
         <w:t>DirectQuery</w:t>
       </w:r>
-      <w:proofErr w:type="spellEnd"/>
       <w:r>
         <w:t xml:space="preserve"> speed is dependent on the performance of the underlying data source.</w:t>
       </w:r>
@@ -3308,25 +2620,8 @@
         <w:t>Import</w:t>
       </w:r>
       <w:r>
-        <w:t xml:space="preserve"> mode, the .</w:t>
-      </w:r>
-      <w:proofErr w:type="spellStart"/>
-      <w:r>
-        <w:t>pbix</w:t>
-      </w:r>
-      <w:proofErr w:type="spellEnd"/>
-      <w:r>
-        <w:t xml:space="preserve"> file </w:t>
-      </w:r>
-      <w:proofErr w:type="gramStart"/>
-      <w:r>
-        <w:t>grows in size</w:t>
-      </w:r>
-      <w:proofErr w:type="gramEnd"/>
-      <w:r>
-        <w:t xml:space="preserve"> because it holds a compressed copy of all the data. In </w:t>
-      </w:r>
-      <w:proofErr w:type="spellStart"/>
+        <w:t xml:space="preserve"> mode, the .pbix file grows in size because it holds a compressed copy of all the data. In </w:t>
+      </w:r>
       <w:r>
         <w:rPr>
           <w:b/>
@@ -3334,7 +2629,6 @@
         </w:rPr>
         <w:t>DirectQuery</w:t>
       </w:r>
-      <w:proofErr w:type="spellEnd"/>
       <w:r>
         <w:t>, the file remains small since only metadata and query definitions are stored.</w:t>
       </w:r>
@@ -3346,6 +2640,9 @@
         <w:br/>
       </w:r>
       <w:r>
+        <w:rPr>
+          <w:noProof/>
+        </w:rPr>
         <w:drawing>
           <wp:inline distT="0" distB="0" distL="0" distR="0" wp14:anchorId="45CAB259" wp14:editId="2DC22C2D">
             <wp:extent cx="6858000" cy="530225"/>
@@ -3385,18 +2682,16 @@
       <w:r>
         <w:br/>
       </w:r>
-      <w:proofErr w:type="spellStart"/>
-      <w:r>
-        <w:t>DirectQuery</w:t>
-      </w:r>
-      <w:proofErr w:type="spellEnd"/>
-      <w:r>
-        <w:t xml:space="preserve"> mode:</w:t>
-      </w:r>
-      <w:r>
-        <w:br/>
-      </w:r>
-      <w:r>
+      <w:r>
+        <w:t>DirectQuery mode:</w:t>
+      </w:r>
+      <w:r>
+        <w:br/>
+      </w:r>
+      <w:r>
+        <w:rPr>
+          <w:noProof/>
+        </w:rPr>
         <w:drawing>
           <wp:inline distT="0" distB="0" distL="0" distR="0" wp14:anchorId="2181BEC7" wp14:editId="033C007B">
             <wp:extent cx="6858000" cy="478155"/>
@@ -3455,7 +2750,6 @@
       <w:r>
         <w:t xml:space="preserve"> mode supports the full range of Power Query transformations and DAX functions. </w:t>
       </w:r>
-      <w:proofErr w:type="spellStart"/>
       <w:r>
         <w:rPr>
           <w:b/>
@@ -3463,9 +2757,57 @@
         </w:rPr>
         <w:t>DirectQuery</w:t>
       </w:r>
-      <w:proofErr w:type="spellEnd"/>
       <w:r>
         <w:t xml:space="preserve"> has limitations — not all Power Query steps and DAX functions are supported, because transformations must be translatable into SQL queries that run on the source database.</w:t>
+      </w:r>
+      <w:r>
+        <w:t xml:space="preserve"> Table view is not accessible in </w:t>
+      </w:r>
+      <w:r>
+        <w:t>DirectQuery</w:t>
+      </w:r>
+      <w:r>
+        <w:t>:</w:t>
+      </w:r>
+      <w:r>
+        <w:br/>
+      </w:r>
+      <w:r>
+        <w:drawing>
+          <wp:inline distT="0" distB="0" distL="0" distR="0" wp14:anchorId="10936550" wp14:editId="01A2618B">
+            <wp:extent cx="1162212" cy="2010056"/>
+            <wp:effectExtent l="0" t="0" r="0" b="9525"/>
+            <wp:docPr id="506379374" name="Picture 1"/>
+            <wp:cNvGraphicFramePr>
+              <a:graphicFrameLocks xmlns:a="http://schemas.openxmlformats.org/drawingml/2006/main" noChangeAspect="1"/>
+            </wp:cNvGraphicFramePr>
+            <a:graphic xmlns:a="http://schemas.openxmlformats.org/drawingml/2006/main">
+              <a:graphicData uri="http://schemas.openxmlformats.org/drawingml/2006/picture">
+                <pic:pic xmlns:pic="http://schemas.openxmlformats.org/drawingml/2006/picture">
+                  <pic:nvPicPr>
+                    <pic:cNvPr id="506379374" name=""/>
+                    <pic:cNvPicPr/>
+                  </pic:nvPicPr>
+                  <pic:blipFill>
+                    <a:blip r:embed="rId32"/>
+                    <a:stretch>
+                      <a:fillRect/>
+                    </a:stretch>
+                  </pic:blipFill>
+                  <pic:spPr>
+                    <a:xfrm>
+                      <a:off x="0" y="0"/>
+                      <a:ext cx="1162212" cy="2010056"/>
+                    </a:xfrm>
+                    <a:prstGeom prst="rect">
+                      <a:avLst/>
+                    </a:prstGeom>
+                  </pic:spPr>
+                </pic:pic>
+              </a:graphicData>
+            </a:graphic>
+          </wp:inline>
+        </w:drawing>
       </w:r>
     </w:p>
     <w:p>
@@ -3477,17 +2819,8 @@
         <w:t>Import</w:t>
       </w:r>
       <w:r>
-        <w:t xml:space="preserve"> is the better choice when the </w:t>
-      </w:r>
-      <w:proofErr w:type="gramStart"/>
-      <w:r>
-        <w:t>dataset</w:t>
-      </w:r>
-      <w:proofErr w:type="gramEnd"/>
-      <w:r>
-        <w:t xml:space="preserve"> is not too large, when near-real-time data is not required, and when maximum report performance and full DAX support are needed. </w:t>
-      </w:r>
-      <w:proofErr w:type="spellStart"/>
+        <w:t xml:space="preserve"> is the better choice when the dataset is not too large, when near-real-time data is not required, and when maximum report performance and full DAX support are needed. </w:t>
+      </w:r>
       <w:r>
         <w:rPr>
           <w:b/>
@@ -3495,7 +2828,6 @@
         </w:rPr>
         <w:t>DirectQuery</w:t>
       </w:r>
-      <w:proofErr w:type="spellEnd"/>
       <w:r>
         <w:t xml:space="preserve"> is preferable when the dataset is very large (too big to import), when data must always reflect the latest state of the source database, or when data governance policies prevent copying data out of the source system.</w:t>
       </w:r>
@@ -3521,21 +2853,8 @@
       </w:r>
     </w:p>
     <w:p>
-      <w:proofErr w:type="gramStart"/>
-      <w:r>
-        <w:t>Not needed</w:t>
-      </w:r>
-      <w:proofErr w:type="gramEnd"/>
-      <w:r>
-        <w:t xml:space="preserve"> relationships </w:t>
-      </w:r>
-      <w:proofErr w:type="gramStart"/>
-      <w:r>
-        <w:t>were removed</w:t>
-      </w:r>
-      <w:proofErr w:type="gramEnd"/>
-      <w:r>
-        <w:t xml:space="preserve"> </w:t>
+      <w:r>
+        <w:t xml:space="preserve">Not needed relationships were removed </w:t>
       </w:r>
       <w:r>
         <w:rPr>
@@ -3546,7 +2865,6 @@
         </w:rPr>
         <w:t xml:space="preserve">between </w:t>
       </w:r>
-      <w:proofErr w:type="spellStart"/>
       <w:r>
         <w:rPr>
           <w:rStyle w:val="normaltextrun"/>
@@ -3558,7 +2876,6 @@
         </w:rPr>
         <w:t>FactInternetSales</w:t>
       </w:r>
-      <w:proofErr w:type="spellEnd"/>
       <w:r>
         <w:rPr>
           <w:rStyle w:val="normaltextrun"/>
@@ -3568,7 +2885,6 @@
         </w:rPr>
         <w:t xml:space="preserve"> table and </w:t>
       </w:r>
-      <w:proofErr w:type="spellStart"/>
       <w:r>
         <w:rPr>
           <w:rStyle w:val="normaltextrun"/>
@@ -3580,35 +2896,14 @@
         </w:rPr>
         <w:t>DimDate</w:t>
       </w:r>
-      <w:proofErr w:type="spellEnd"/>
-      <w:r>
-        <w:rPr>
-          <w:rStyle w:val="normaltextrun"/>
-          <w:rFonts w:ascii="Arial" w:hAnsi="Arial" w:cs="Arial"/>
-          <w:sz w:val="20"/>
-          <w:szCs w:val="20"/>
-        </w:rPr>
-        <w:t xml:space="preserve"> and the </w:t>
-      </w:r>
-      <w:proofErr w:type="spellStart"/>
-      <w:r>
-        <w:rPr>
-          <w:rStyle w:val="normaltextrun"/>
-          <w:rFonts w:ascii="Arial" w:hAnsi="Arial" w:cs="Arial"/>
-          <w:sz w:val="20"/>
-          <w:szCs w:val="20"/>
-        </w:rPr>
-        <w:t>OrderDate</w:t>
-      </w:r>
-      <w:proofErr w:type="spellEnd"/>
-      <w:r>
-        <w:rPr>
-          <w:rStyle w:val="normaltextrun"/>
-          <w:rFonts w:ascii="Arial" w:hAnsi="Arial" w:cs="Arial"/>
-          <w:sz w:val="20"/>
-          <w:szCs w:val="20"/>
-        </w:rPr>
-        <w:t xml:space="preserve"> connection was made active. </w:t>
+      <w:r>
+        <w:rPr>
+          <w:rStyle w:val="normaltextrun"/>
+          <w:rFonts w:ascii="Arial" w:hAnsi="Arial" w:cs="Arial"/>
+          <w:sz w:val="20"/>
+          <w:szCs w:val="20"/>
+        </w:rPr>
+        <w:t xml:space="preserve"> and the OrderDate connection was made active. </w:t>
       </w:r>
     </w:p>
     <w:p>
@@ -3616,6 +2911,7 @@
         <w:rPr>
           <w:noProof/>
         </w:rPr>
+        <w:lastRenderedPageBreak/>
         <w:drawing>
           <wp:inline distT="0" distB="0" distL="0" distR="0" wp14:anchorId="1205A219" wp14:editId="23DC3236">
             <wp:extent cx="5943600" cy="2508250"/>
@@ -3632,7 +2928,7 @@
                     <pic:cNvPicPr/>
                   </pic:nvPicPr>
                   <pic:blipFill>
-                    <a:blip r:embed="rId32"/>
+                    <a:blip r:embed="rId33"/>
                     <a:stretch>
                       <a:fillRect/>
                     </a:stretch>
@@ -4423,6 +3719,7 @@
   <w:style w:type="character" w:default="1" w:styleId="DefaultParagraphFont">
     <w:name w:val="Default Paragraph Font"/>
     <w:uiPriority w:val="1"/>
+    <w:semiHidden/>
     <w:unhideWhenUsed/>
   </w:style>
   <w:style w:type="table" w:default="1" w:styleId="TableNormal">
